--- a/sem_2/lab_7.1/lab_7.1.docx
+++ b/sem_2/lab_7.1/lab_7.1.docx
@@ -1732,3012 +1732,8 @@
       <w:pPr>
         <w:pStyle w:val="35"/>
         <w:spacing w:after="30" w:line="360" w:lineRule="auto"/>
-        <w:jc w:val="center"/>
-        <w:rPr>
-          <w:rFonts w:hint="default" w:ascii="Times New Roman" w:hAnsi="Times New Roman" w:cs="Times New Roman" w:eastAsiaTheme="minorEastAsia"/>
-          <w:b/>
-          <w:bCs/>
-          <w:sz w:val="28"/>
-          <w:szCs w:val="28"/>
-          <w:lang w:val="en-US"/>
-        </w:rPr>
-      </w:pPr>
-    </w:p>
-    <w:p>
-      <w:pPr>
-        <w:spacing w:beforeLines="0" w:afterLines="0" w:line="240" w:lineRule="auto"/>
+        <w:ind w:left="0" w:firstLine="708" w:firstLineChars="0"/>
         <w:jc w:val="left"/>
-        <w:rPr>
-          <w:rFonts w:hint="default" w:ascii="Consolas" w:hAnsi="Consolas" w:eastAsia="Cascadia Mono" w:cs="Consolas"/>
-          <w:color w:val="000000"/>
-          <w:sz w:val="19"/>
-          <w:szCs w:val="24"/>
-          <w:highlight w:val="white"/>
-        </w:rPr>
-      </w:pPr>
-      <w:r>
-        <w:rPr>
-          <w:rFonts w:hint="default" w:ascii="Consolas" w:hAnsi="Consolas" w:eastAsia="Cascadia Mono" w:cs="Consolas"/>
-          <w:color w:val="808080"/>
-          <w:sz w:val="19"/>
-          <w:szCs w:val="24"/>
-          <w:highlight w:val="white"/>
-        </w:rPr>
-        <w:t>#include</w:t>
-      </w:r>
-      <w:r>
-        <w:rPr>
-          <w:rFonts w:hint="default" w:ascii="Consolas" w:hAnsi="Consolas" w:eastAsia="Cascadia Mono" w:cs="Consolas"/>
-          <w:color w:val="000000"/>
-          <w:sz w:val="19"/>
-          <w:szCs w:val="24"/>
-          <w:highlight w:val="white"/>
-        </w:rPr>
-        <w:t xml:space="preserve"> </w:t>
-      </w:r>
-      <w:r>
-        <w:rPr>
-          <w:rFonts w:hint="default" w:ascii="Consolas" w:hAnsi="Consolas" w:eastAsia="Cascadia Mono" w:cs="Consolas"/>
-          <w:color w:val="A31515"/>
-          <w:sz w:val="19"/>
-          <w:szCs w:val="24"/>
-          <w:highlight w:val="white"/>
-        </w:rPr>
-        <w:t>&lt;iostream&gt;</w:t>
-      </w:r>
-    </w:p>
-    <w:p>
-      <w:pPr>
-        <w:spacing w:beforeLines="0" w:afterLines="0" w:line="240" w:lineRule="auto"/>
-        <w:jc w:val="left"/>
-        <w:rPr>
-          <w:rFonts w:hint="default" w:ascii="Consolas" w:hAnsi="Consolas" w:eastAsia="Cascadia Mono" w:cs="Consolas"/>
-          <w:color w:val="000000"/>
-          <w:sz w:val="19"/>
-          <w:szCs w:val="24"/>
-          <w:highlight w:val="white"/>
-          <w:lang w:val="ru-RU"/>
-        </w:rPr>
-      </w:pPr>
-      <w:r>
-        <w:rPr>
-          <w:rFonts w:hint="default" w:ascii="Consolas" w:hAnsi="Consolas" w:eastAsia="Cascadia Mono" w:cs="Consolas"/>
-          <w:color w:val="808080"/>
-          <w:sz w:val="19"/>
-          <w:szCs w:val="24"/>
-          <w:highlight w:val="white"/>
-        </w:rPr>
-        <w:t>#include</w:t>
-      </w:r>
-      <w:r>
-        <w:rPr>
-          <w:rFonts w:hint="default" w:ascii="Consolas" w:hAnsi="Consolas" w:eastAsia="Cascadia Mono" w:cs="Consolas"/>
-          <w:color w:val="000000"/>
-          <w:sz w:val="19"/>
-          <w:szCs w:val="24"/>
-          <w:highlight w:val="white"/>
-        </w:rPr>
-        <w:t xml:space="preserve"> </w:t>
-      </w:r>
-      <w:r>
-        <w:rPr>
-          <w:rFonts w:hint="default" w:ascii="Consolas" w:hAnsi="Consolas" w:eastAsia="Cascadia Mono" w:cs="Consolas"/>
-          <w:color w:val="A31515"/>
-          <w:sz w:val="19"/>
-          <w:szCs w:val="24"/>
-          <w:highlight w:val="white"/>
-        </w:rPr>
-        <w:t>&lt;string&gt;</w:t>
-      </w:r>
-    </w:p>
-    <w:p>
-      <w:pPr>
-        <w:spacing w:beforeLines="0" w:afterLines="0" w:line="240" w:lineRule="auto"/>
-        <w:jc w:val="left"/>
-        <w:rPr>
-          <w:rFonts w:hint="default" w:ascii="Consolas" w:hAnsi="Consolas" w:eastAsia="Cascadia Mono" w:cs="Consolas"/>
-          <w:color w:val="000000"/>
-          <w:sz w:val="19"/>
-          <w:szCs w:val="24"/>
-          <w:highlight w:val="white"/>
-        </w:rPr>
-      </w:pPr>
-      <w:r>
-        <w:rPr>
-          <w:rFonts w:hint="default" w:ascii="Consolas" w:hAnsi="Consolas" w:eastAsia="Cascadia Mono" w:cs="Consolas"/>
-          <w:color w:val="808080"/>
-          <w:sz w:val="19"/>
-          <w:szCs w:val="24"/>
-          <w:highlight w:val="white"/>
-        </w:rPr>
-        <w:t>#include</w:t>
-      </w:r>
-      <w:r>
-        <w:rPr>
-          <w:rFonts w:hint="default" w:ascii="Consolas" w:hAnsi="Consolas" w:eastAsia="Cascadia Mono" w:cs="Consolas"/>
-          <w:color w:val="000000"/>
-          <w:sz w:val="19"/>
-          <w:szCs w:val="24"/>
-          <w:highlight w:val="white"/>
-        </w:rPr>
-        <w:t xml:space="preserve"> </w:t>
-      </w:r>
-      <w:r>
-        <w:rPr>
-          <w:rFonts w:hint="default" w:ascii="Consolas" w:hAnsi="Consolas" w:eastAsia="Cascadia Mono" w:cs="Consolas"/>
-          <w:color w:val="A31515"/>
-          <w:sz w:val="19"/>
-          <w:szCs w:val="24"/>
-          <w:highlight w:val="white"/>
-        </w:rPr>
-        <w:t>&lt;windows.h&gt;</w:t>
-      </w:r>
-    </w:p>
-    <w:p>
-      <w:pPr>
-        <w:spacing w:beforeLines="0" w:afterLines="0" w:line="240" w:lineRule="auto"/>
-        <w:jc w:val="left"/>
-        <w:rPr>
-          <w:rFonts w:hint="default" w:ascii="Consolas" w:hAnsi="Consolas" w:eastAsia="Cascadia Mono" w:cs="Consolas"/>
-          <w:color w:val="000000"/>
-          <w:sz w:val="19"/>
-          <w:szCs w:val="24"/>
-          <w:highlight w:val="white"/>
-        </w:rPr>
-      </w:pPr>
-      <w:r>
-        <w:rPr>
-          <w:rFonts w:hint="default" w:ascii="Consolas" w:hAnsi="Consolas" w:eastAsia="Cascadia Mono" w:cs="Consolas"/>
-          <w:color w:val="0000FF"/>
-          <w:sz w:val="19"/>
-          <w:szCs w:val="24"/>
-          <w:highlight w:val="white"/>
-        </w:rPr>
-        <w:t>using</w:t>
-      </w:r>
-      <w:r>
-        <w:rPr>
-          <w:rFonts w:hint="default" w:ascii="Consolas" w:hAnsi="Consolas" w:eastAsia="Cascadia Mono" w:cs="Consolas"/>
-          <w:color w:val="000000"/>
-          <w:sz w:val="19"/>
-          <w:szCs w:val="24"/>
-          <w:highlight w:val="white"/>
-        </w:rPr>
-        <w:t xml:space="preserve"> </w:t>
-      </w:r>
-      <w:r>
-        <w:rPr>
-          <w:rFonts w:hint="default" w:ascii="Consolas" w:hAnsi="Consolas" w:eastAsia="Cascadia Mono" w:cs="Consolas"/>
-          <w:color w:val="0000FF"/>
-          <w:sz w:val="19"/>
-          <w:szCs w:val="24"/>
-          <w:highlight w:val="white"/>
-        </w:rPr>
-        <w:t>namespace</w:t>
-      </w:r>
-      <w:r>
-        <w:rPr>
-          <w:rFonts w:hint="default" w:ascii="Consolas" w:hAnsi="Consolas" w:eastAsia="Cascadia Mono" w:cs="Consolas"/>
-          <w:color w:val="000000"/>
-          <w:sz w:val="19"/>
-          <w:szCs w:val="24"/>
-          <w:highlight w:val="white"/>
-        </w:rPr>
-        <w:t xml:space="preserve"> std;</w:t>
-      </w:r>
-    </w:p>
-    <w:p>
-      <w:pPr>
-        <w:spacing w:beforeLines="0" w:afterLines="0" w:line="240" w:lineRule="auto"/>
-        <w:jc w:val="left"/>
-        <w:rPr>
-          <w:rFonts w:hint="default" w:ascii="Consolas" w:hAnsi="Consolas" w:eastAsia="Cascadia Mono" w:cs="Consolas"/>
-          <w:color w:val="000000"/>
-          <w:sz w:val="19"/>
-          <w:szCs w:val="24"/>
-          <w:highlight w:val="white"/>
-        </w:rPr>
-      </w:pPr>
-    </w:p>
-    <w:p>
-      <w:pPr>
-        <w:spacing w:beforeLines="0" w:afterLines="0" w:line="240" w:lineRule="auto"/>
-        <w:jc w:val="left"/>
-        <w:rPr>
-          <w:rFonts w:hint="default" w:ascii="Consolas" w:hAnsi="Consolas" w:eastAsia="Cascadia Mono" w:cs="Consolas"/>
-          <w:color w:val="000000"/>
-          <w:sz w:val="19"/>
-          <w:szCs w:val="24"/>
-          <w:highlight w:val="white"/>
-        </w:rPr>
-      </w:pPr>
-      <w:r>
-        <w:rPr>
-          <w:rFonts w:hint="default" w:ascii="Consolas" w:hAnsi="Consolas" w:eastAsia="Cascadia Mono" w:cs="Consolas"/>
-          <w:color w:val="0000FF"/>
-          <w:sz w:val="19"/>
-          <w:szCs w:val="24"/>
-          <w:highlight w:val="white"/>
-        </w:rPr>
-        <w:t>double</w:t>
-      </w:r>
-      <w:r>
-        <w:rPr>
-          <w:rFonts w:hint="default" w:ascii="Consolas" w:hAnsi="Consolas" w:eastAsia="Cascadia Mono" w:cs="Consolas"/>
-          <w:color w:val="000000"/>
-          <w:sz w:val="19"/>
-          <w:szCs w:val="24"/>
-          <w:highlight w:val="white"/>
-        </w:rPr>
-        <w:t xml:space="preserve"> f</w:t>
-      </w:r>
-      <w:r>
-        <w:rPr>
-          <w:rFonts w:hint="default" w:ascii="Consolas" w:hAnsi="Consolas" w:eastAsia="Cascadia Mono" w:cs="Consolas"/>
-          <w:color w:val="1A94FF"/>
-          <w:sz w:val="19"/>
-          <w:szCs w:val="24"/>
-          <w:highlight w:val="white"/>
-        </w:rPr>
-        <w:t>(</w:t>
-      </w:r>
-      <w:r>
-        <w:rPr>
-          <w:rFonts w:hint="default" w:ascii="Consolas" w:hAnsi="Consolas" w:eastAsia="Cascadia Mono" w:cs="Consolas"/>
-          <w:color w:val="0000FF"/>
-          <w:sz w:val="19"/>
-          <w:szCs w:val="24"/>
-          <w:highlight w:val="white"/>
-        </w:rPr>
-        <w:t>int</w:t>
-      </w:r>
-      <w:r>
-        <w:rPr>
-          <w:rFonts w:hint="default" w:ascii="Consolas" w:hAnsi="Consolas" w:eastAsia="Cascadia Mono" w:cs="Consolas"/>
-          <w:color w:val="000000"/>
-          <w:sz w:val="19"/>
-          <w:szCs w:val="24"/>
-          <w:highlight w:val="white"/>
-        </w:rPr>
-        <w:t xml:space="preserve"> </w:t>
-      </w:r>
-      <w:r>
-        <w:rPr>
-          <w:rFonts w:hint="default" w:ascii="Consolas" w:hAnsi="Consolas" w:eastAsia="Cascadia Mono" w:cs="Consolas"/>
-          <w:color w:val="808080"/>
-          <w:sz w:val="19"/>
-          <w:szCs w:val="24"/>
-          <w:highlight w:val="white"/>
-        </w:rPr>
-        <w:t>mas</w:t>
-      </w:r>
-      <w:r>
-        <w:rPr>
-          <w:rFonts w:hint="default" w:ascii="Consolas" w:hAnsi="Consolas" w:eastAsia="Cascadia Mono" w:cs="Consolas"/>
-          <w:color w:val="000000"/>
-          <w:sz w:val="19"/>
-          <w:szCs w:val="24"/>
-          <w:highlight w:val="white"/>
-        </w:rPr>
-        <w:t xml:space="preserve">[], </w:t>
-      </w:r>
-      <w:r>
-        <w:rPr>
-          <w:rFonts w:hint="default" w:ascii="Consolas" w:hAnsi="Consolas" w:eastAsia="Cascadia Mono" w:cs="Consolas"/>
-          <w:color w:val="0000FF"/>
-          <w:sz w:val="19"/>
-          <w:szCs w:val="24"/>
-          <w:highlight w:val="white"/>
-        </w:rPr>
-        <w:t>int</w:t>
-      </w:r>
-      <w:r>
-        <w:rPr>
-          <w:rFonts w:hint="default" w:ascii="Consolas" w:hAnsi="Consolas" w:eastAsia="Cascadia Mono" w:cs="Consolas"/>
-          <w:color w:val="000000"/>
-          <w:sz w:val="19"/>
-          <w:szCs w:val="24"/>
-          <w:highlight w:val="white"/>
-        </w:rPr>
-        <w:t xml:space="preserve"> </w:t>
-      </w:r>
-      <w:r>
-        <w:rPr>
-          <w:rFonts w:hint="default" w:ascii="Consolas" w:hAnsi="Consolas" w:eastAsia="Cascadia Mono" w:cs="Consolas"/>
-          <w:color w:val="808080"/>
-          <w:sz w:val="19"/>
-          <w:szCs w:val="24"/>
-          <w:highlight w:val="white"/>
-        </w:rPr>
-        <w:t>n</w:t>
-      </w:r>
-      <w:r>
-        <w:rPr>
-          <w:rFonts w:hint="default" w:ascii="Consolas" w:hAnsi="Consolas" w:eastAsia="Cascadia Mono" w:cs="Consolas"/>
-          <w:color w:val="1A94FF"/>
-          <w:sz w:val="19"/>
-          <w:szCs w:val="24"/>
-          <w:highlight w:val="white"/>
-        </w:rPr>
-        <w:t>)</w:t>
-      </w:r>
-      <w:r>
-        <w:rPr>
-          <w:rFonts w:hint="default" w:ascii="Consolas" w:hAnsi="Consolas" w:eastAsia="Cascadia Mono" w:cs="Consolas"/>
-          <w:color w:val="000000"/>
-          <w:sz w:val="19"/>
-          <w:szCs w:val="24"/>
-          <w:highlight w:val="white"/>
-        </w:rPr>
-        <w:t xml:space="preserve"> </w:t>
-      </w:r>
-      <w:r>
-        <w:rPr>
-          <w:rFonts w:hint="default" w:ascii="Consolas" w:hAnsi="Consolas" w:eastAsia="Cascadia Mono" w:cs="Consolas"/>
-          <w:color w:val="1A94FF"/>
-          <w:sz w:val="19"/>
-          <w:szCs w:val="24"/>
-          <w:highlight w:val="white"/>
-        </w:rPr>
-        <w:t>{</w:t>
-      </w:r>
-    </w:p>
-    <w:p>
-      <w:pPr>
-        <w:spacing w:beforeLines="0" w:afterLines="0" w:line="240" w:lineRule="auto"/>
-        <w:jc w:val="left"/>
-        <w:rPr>
-          <w:rFonts w:hint="default" w:ascii="Consolas" w:hAnsi="Consolas" w:eastAsia="Cascadia Mono" w:cs="Consolas"/>
-          <w:color w:val="000000"/>
-          <w:sz w:val="19"/>
-          <w:szCs w:val="24"/>
-          <w:highlight w:val="white"/>
-        </w:rPr>
-      </w:pPr>
-      <w:r>
-        <w:rPr>
-          <w:rFonts w:hint="default" w:ascii="Consolas" w:hAnsi="Consolas" w:eastAsia="Cascadia Mono" w:cs="Consolas"/>
-          <w:color w:val="000000"/>
-          <w:sz w:val="19"/>
-          <w:szCs w:val="24"/>
-          <w:highlight w:val="white"/>
-        </w:rPr>
-        <w:t xml:space="preserve">    </w:t>
-      </w:r>
-      <w:r>
-        <w:rPr>
-          <w:rFonts w:hint="default" w:ascii="Consolas" w:hAnsi="Consolas" w:eastAsia="Cascadia Mono" w:cs="Consolas"/>
-          <w:color w:val="0000FF"/>
-          <w:sz w:val="19"/>
-          <w:szCs w:val="24"/>
-          <w:highlight w:val="white"/>
-        </w:rPr>
-        <w:t>int</w:t>
-      </w:r>
-      <w:r>
-        <w:rPr>
-          <w:rFonts w:hint="default" w:ascii="Consolas" w:hAnsi="Consolas" w:eastAsia="Cascadia Mono" w:cs="Consolas"/>
-          <w:color w:val="000000"/>
-          <w:sz w:val="19"/>
-          <w:szCs w:val="24"/>
-          <w:highlight w:val="white"/>
-        </w:rPr>
-        <w:t xml:space="preserve"> sum = 0;</w:t>
-      </w:r>
-    </w:p>
-    <w:p>
-      <w:pPr>
-        <w:spacing w:beforeLines="0" w:afterLines="0" w:line="240" w:lineRule="auto"/>
-        <w:jc w:val="left"/>
-        <w:rPr>
-          <w:rFonts w:hint="default" w:ascii="Consolas" w:hAnsi="Consolas" w:eastAsia="Cascadia Mono" w:cs="Consolas"/>
-          <w:color w:val="000000"/>
-          <w:sz w:val="19"/>
-          <w:szCs w:val="24"/>
-          <w:highlight w:val="white"/>
-        </w:rPr>
-      </w:pPr>
-    </w:p>
-    <w:p>
-      <w:pPr>
-        <w:spacing w:beforeLines="0" w:afterLines="0" w:line="240" w:lineRule="auto"/>
-        <w:jc w:val="left"/>
-        <w:rPr>
-          <w:rFonts w:hint="default" w:ascii="Consolas" w:hAnsi="Consolas" w:eastAsia="Cascadia Mono" w:cs="Consolas"/>
-          <w:color w:val="000000"/>
-          <w:sz w:val="19"/>
-          <w:szCs w:val="24"/>
-          <w:highlight w:val="white"/>
-        </w:rPr>
-      </w:pPr>
-      <w:r>
-        <w:rPr>
-          <w:rFonts w:hint="default" w:ascii="Consolas" w:hAnsi="Consolas" w:eastAsia="Cascadia Mono" w:cs="Consolas"/>
-          <w:color w:val="000000"/>
-          <w:sz w:val="19"/>
-          <w:szCs w:val="24"/>
-          <w:highlight w:val="white"/>
-        </w:rPr>
-        <w:t xml:space="preserve">    </w:t>
-      </w:r>
-      <w:r>
-        <w:rPr>
-          <w:rFonts w:hint="default" w:ascii="Consolas" w:hAnsi="Consolas" w:eastAsia="Cascadia Mono" w:cs="Consolas"/>
-          <w:color w:val="0000FF"/>
-          <w:sz w:val="19"/>
-          <w:szCs w:val="24"/>
-          <w:highlight w:val="white"/>
-        </w:rPr>
-        <w:t>for</w:t>
-      </w:r>
-      <w:r>
-        <w:rPr>
-          <w:rFonts w:hint="default" w:ascii="Consolas" w:hAnsi="Consolas" w:eastAsia="Cascadia Mono" w:cs="Consolas"/>
-          <w:color w:val="000000"/>
-          <w:sz w:val="19"/>
-          <w:szCs w:val="24"/>
-          <w:highlight w:val="white"/>
-        </w:rPr>
-        <w:t xml:space="preserve"> </w:t>
-      </w:r>
-      <w:r>
-        <w:rPr>
-          <w:rFonts w:hint="default" w:ascii="Consolas" w:hAnsi="Consolas" w:eastAsia="Cascadia Mono" w:cs="Consolas"/>
-          <w:color w:val="FFD702"/>
-          <w:sz w:val="19"/>
-          <w:szCs w:val="24"/>
-          <w:highlight w:val="white"/>
-        </w:rPr>
-        <w:t>(</w:t>
-      </w:r>
-      <w:r>
-        <w:rPr>
-          <w:rFonts w:hint="default" w:ascii="Consolas" w:hAnsi="Consolas" w:eastAsia="Cascadia Mono" w:cs="Consolas"/>
-          <w:color w:val="0000FF"/>
-          <w:sz w:val="19"/>
-          <w:szCs w:val="24"/>
-          <w:highlight w:val="white"/>
-        </w:rPr>
-        <w:t>int</w:t>
-      </w:r>
-      <w:r>
-        <w:rPr>
-          <w:rFonts w:hint="default" w:ascii="Consolas" w:hAnsi="Consolas" w:eastAsia="Cascadia Mono" w:cs="Consolas"/>
-          <w:color w:val="000000"/>
-          <w:sz w:val="19"/>
-          <w:szCs w:val="24"/>
-          <w:highlight w:val="white"/>
-        </w:rPr>
-        <w:t xml:space="preserve"> i = 0; i &lt; </w:t>
-      </w:r>
-      <w:r>
-        <w:rPr>
-          <w:rFonts w:hint="default" w:ascii="Consolas" w:hAnsi="Consolas" w:eastAsia="Cascadia Mono" w:cs="Consolas"/>
-          <w:color w:val="808080"/>
-          <w:sz w:val="19"/>
-          <w:szCs w:val="24"/>
-          <w:highlight w:val="white"/>
-        </w:rPr>
-        <w:t>n</w:t>
-      </w:r>
-      <w:r>
-        <w:rPr>
-          <w:rFonts w:hint="default" w:ascii="Consolas" w:hAnsi="Consolas" w:eastAsia="Cascadia Mono" w:cs="Consolas"/>
-          <w:color w:val="000000"/>
-          <w:sz w:val="19"/>
-          <w:szCs w:val="24"/>
-          <w:highlight w:val="white"/>
-        </w:rPr>
-        <w:t>; i++</w:t>
-      </w:r>
-      <w:r>
-        <w:rPr>
-          <w:rFonts w:hint="default" w:ascii="Consolas" w:hAnsi="Consolas" w:eastAsia="Cascadia Mono" w:cs="Consolas"/>
-          <w:color w:val="FFD702"/>
-          <w:sz w:val="19"/>
-          <w:szCs w:val="24"/>
-          <w:highlight w:val="white"/>
-        </w:rPr>
-        <w:t>)</w:t>
-      </w:r>
-      <w:r>
-        <w:rPr>
-          <w:rFonts w:hint="default" w:ascii="Consolas" w:hAnsi="Consolas" w:eastAsia="Cascadia Mono" w:cs="Consolas"/>
-          <w:color w:val="000000"/>
-          <w:sz w:val="19"/>
-          <w:szCs w:val="24"/>
-          <w:highlight w:val="white"/>
-        </w:rPr>
-        <w:t xml:space="preserve"> </w:t>
-      </w:r>
-    </w:p>
-    <w:p>
-      <w:pPr>
-        <w:spacing w:beforeLines="0" w:afterLines="0" w:line="240" w:lineRule="auto"/>
-        <w:jc w:val="left"/>
-        <w:rPr>
-          <w:rFonts w:hint="default" w:ascii="Consolas" w:hAnsi="Consolas" w:eastAsia="Cascadia Mono" w:cs="Consolas"/>
-          <w:color w:val="000000"/>
-          <w:sz w:val="19"/>
-          <w:szCs w:val="24"/>
-          <w:highlight w:val="white"/>
-        </w:rPr>
-      </w:pPr>
-      <w:r>
-        <w:rPr>
-          <w:rFonts w:hint="default" w:ascii="Consolas" w:hAnsi="Consolas" w:eastAsia="Cascadia Mono" w:cs="Consolas"/>
-          <w:color w:val="000000"/>
-          <w:sz w:val="19"/>
-          <w:szCs w:val="24"/>
-          <w:highlight w:val="white"/>
-        </w:rPr>
-        <w:t xml:space="preserve">        sum += </w:t>
-      </w:r>
-      <w:r>
-        <w:rPr>
-          <w:rFonts w:hint="default" w:ascii="Consolas" w:hAnsi="Consolas" w:eastAsia="Cascadia Mono" w:cs="Consolas"/>
-          <w:color w:val="808080"/>
-          <w:sz w:val="19"/>
-          <w:szCs w:val="24"/>
-          <w:highlight w:val="white"/>
-        </w:rPr>
-        <w:t>mas</w:t>
-      </w:r>
-      <w:r>
-        <w:rPr>
-          <w:rFonts w:hint="default" w:ascii="Consolas" w:hAnsi="Consolas" w:eastAsia="Cascadia Mono" w:cs="Consolas"/>
-          <w:color w:val="000000"/>
-          <w:sz w:val="19"/>
-          <w:szCs w:val="24"/>
-          <w:highlight w:val="white"/>
-        </w:rPr>
-        <w:t>[i];</w:t>
-      </w:r>
-    </w:p>
-    <w:p>
-      <w:pPr>
-        <w:spacing w:beforeLines="0" w:afterLines="0" w:line="240" w:lineRule="auto"/>
-        <w:jc w:val="left"/>
-        <w:rPr>
-          <w:rFonts w:hint="default" w:ascii="Consolas" w:hAnsi="Consolas" w:eastAsia="Cascadia Mono" w:cs="Consolas"/>
-          <w:color w:val="000000"/>
-          <w:sz w:val="19"/>
-          <w:szCs w:val="24"/>
-          <w:highlight w:val="white"/>
-        </w:rPr>
-      </w:pPr>
-    </w:p>
-    <w:p>
-      <w:pPr>
-        <w:spacing w:beforeLines="0" w:afterLines="0" w:line="240" w:lineRule="auto"/>
-        <w:jc w:val="left"/>
-        <w:rPr>
-          <w:rFonts w:hint="default" w:ascii="Consolas" w:hAnsi="Consolas" w:eastAsia="Cascadia Mono" w:cs="Consolas"/>
-          <w:color w:val="000000"/>
-          <w:sz w:val="19"/>
-          <w:szCs w:val="24"/>
-          <w:highlight w:val="white"/>
-        </w:rPr>
-      </w:pPr>
-      <w:r>
-        <w:rPr>
-          <w:rFonts w:hint="default" w:ascii="Consolas" w:hAnsi="Consolas" w:eastAsia="Cascadia Mono" w:cs="Consolas"/>
-          <w:color w:val="000000"/>
-          <w:sz w:val="19"/>
-          <w:szCs w:val="24"/>
-          <w:highlight w:val="white"/>
-        </w:rPr>
-        <w:t xml:space="preserve">    </w:t>
-      </w:r>
-      <w:r>
-        <w:rPr>
-          <w:rFonts w:hint="default" w:ascii="Consolas" w:hAnsi="Consolas" w:eastAsia="Cascadia Mono" w:cs="Consolas"/>
-          <w:color w:val="0000FF"/>
-          <w:sz w:val="19"/>
-          <w:szCs w:val="24"/>
-          <w:highlight w:val="white"/>
-        </w:rPr>
-        <w:t>return</w:t>
-      </w:r>
-      <w:r>
-        <w:rPr>
-          <w:rFonts w:hint="default" w:ascii="Consolas" w:hAnsi="Consolas" w:eastAsia="Cascadia Mono" w:cs="Consolas"/>
-          <w:color w:val="000000"/>
-          <w:sz w:val="19"/>
-          <w:szCs w:val="24"/>
-          <w:highlight w:val="white"/>
-        </w:rPr>
-        <w:t xml:space="preserve"> </w:t>
-      </w:r>
-      <w:r>
-        <w:rPr>
-          <w:rFonts w:hint="default" w:ascii="Consolas" w:hAnsi="Consolas" w:eastAsia="Cascadia Mono" w:cs="Consolas"/>
-          <w:color w:val="FFD702"/>
-          <w:sz w:val="19"/>
-          <w:szCs w:val="24"/>
-          <w:highlight w:val="white"/>
-        </w:rPr>
-        <w:t>(</w:t>
-      </w:r>
-      <w:r>
-        <w:rPr>
-          <w:rFonts w:hint="default" w:ascii="Consolas" w:hAnsi="Consolas" w:eastAsia="Cascadia Mono" w:cs="Consolas"/>
-          <w:color w:val="0000FF"/>
-          <w:sz w:val="19"/>
-          <w:szCs w:val="24"/>
-          <w:highlight w:val="white"/>
-        </w:rPr>
-        <w:t>double</w:t>
-      </w:r>
-      <w:r>
-        <w:rPr>
-          <w:rFonts w:hint="default" w:ascii="Consolas" w:hAnsi="Consolas" w:eastAsia="Cascadia Mono" w:cs="Consolas"/>
-          <w:color w:val="FFD702"/>
-          <w:sz w:val="19"/>
-          <w:szCs w:val="24"/>
-          <w:highlight w:val="white"/>
-        </w:rPr>
-        <w:t>)</w:t>
-      </w:r>
-      <w:r>
-        <w:rPr>
-          <w:rFonts w:hint="default" w:ascii="Consolas" w:hAnsi="Consolas" w:eastAsia="Cascadia Mono" w:cs="Consolas"/>
-          <w:color w:val="000000"/>
-          <w:sz w:val="19"/>
-          <w:szCs w:val="24"/>
-          <w:highlight w:val="white"/>
-        </w:rPr>
-        <w:t xml:space="preserve">sum / </w:t>
-      </w:r>
-      <w:r>
-        <w:rPr>
-          <w:rFonts w:hint="default" w:ascii="Consolas" w:hAnsi="Consolas" w:eastAsia="Cascadia Mono" w:cs="Consolas"/>
-          <w:color w:val="808080"/>
-          <w:sz w:val="19"/>
-          <w:szCs w:val="24"/>
-          <w:highlight w:val="white"/>
-        </w:rPr>
-        <w:t>n</w:t>
-      </w:r>
-      <w:r>
-        <w:rPr>
-          <w:rFonts w:hint="default" w:ascii="Consolas" w:hAnsi="Consolas" w:eastAsia="Cascadia Mono" w:cs="Consolas"/>
-          <w:color w:val="000000"/>
-          <w:sz w:val="19"/>
-          <w:szCs w:val="24"/>
-          <w:highlight w:val="white"/>
-        </w:rPr>
-        <w:t>;</w:t>
-      </w:r>
-    </w:p>
-    <w:p>
-      <w:pPr>
-        <w:spacing w:beforeLines="0" w:afterLines="0" w:line="240" w:lineRule="auto"/>
-        <w:jc w:val="left"/>
-        <w:rPr>
-          <w:rFonts w:hint="default" w:ascii="Consolas" w:hAnsi="Consolas" w:eastAsia="Cascadia Mono" w:cs="Consolas"/>
-          <w:color w:val="000000"/>
-          <w:sz w:val="19"/>
-          <w:szCs w:val="24"/>
-          <w:highlight w:val="white"/>
-        </w:rPr>
-      </w:pPr>
-      <w:r>
-        <w:rPr>
-          <w:rFonts w:hint="default" w:ascii="Consolas" w:hAnsi="Consolas" w:eastAsia="Cascadia Mono" w:cs="Consolas"/>
-          <w:color w:val="1A94FF"/>
-          <w:sz w:val="19"/>
-          <w:szCs w:val="24"/>
-          <w:highlight w:val="white"/>
-        </w:rPr>
-        <w:t>}</w:t>
-      </w:r>
-    </w:p>
-    <w:p>
-      <w:pPr>
-        <w:spacing w:beforeLines="0" w:afterLines="0" w:line="240" w:lineRule="auto"/>
-        <w:jc w:val="left"/>
-        <w:rPr>
-          <w:rFonts w:hint="default" w:ascii="Consolas" w:hAnsi="Consolas" w:eastAsia="Cascadia Mono" w:cs="Consolas"/>
-          <w:color w:val="000000"/>
-          <w:sz w:val="19"/>
-          <w:szCs w:val="24"/>
-          <w:highlight w:val="white"/>
-        </w:rPr>
-      </w:pPr>
-    </w:p>
-    <w:p>
-      <w:pPr>
-        <w:spacing w:beforeLines="0" w:afterLines="0" w:line="240" w:lineRule="auto"/>
-        <w:jc w:val="left"/>
-        <w:rPr>
-          <w:rFonts w:hint="default" w:ascii="Consolas" w:hAnsi="Consolas" w:eastAsia="Cascadia Mono" w:cs="Consolas"/>
-          <w:color w:val="000000"/>
-          <w:sz w:val="19"/>
-          <w:szCs w:val="24"/>
-          <w:highlight w:val="white"/>
-        </w:rPr>
-      </w:pPr>
-      <w:r>
-        <w:rPr>
-          <w:rFonts w:hint="default" w:ascii="Consolas" w:hAnsi="Consolas" w:eastAsia="Cascadia Mono" w:cs="Consolas"/>
-          <w:color w:val="0000FF"/>
-          <w:sz w:val="19"/>
-          <w:szCs w:val="24"/>
-          <w:highlight w:val="white"/>
-        </w:rPr>
-        <w:t>int</w:t>
-      </w:r>
-      <w:r>
-        <w:rPr>
-          <w:rFonts w:hint="default" w:ascii="Consolas" w:hAnsi="Consolas" w:eastAsia="Cascadia Mono" w:cs="Consolas"/>
-          <w:color w:val="000000"/>
-          <w:sz w:val="19"/>
-          <w:szCs w:val="24"/>
-          <w:highlight w:val="white"/>
-        </w:rPr>
-        <w:t xml:space="preserve"> f</w:t>
-      </w:r>
-      <w:r>
-        <w:rPr>
-          <w:rFonts w:hint="default" w:ascii="Consolas" w:hAnsi="Consolas" w:eastAsia="Cascadia Mono" w:cs="Consolas"/>
-          <w:color w:val="1A94FF"/>
-          <w:sz w:val="19"/>
-          <w:szCs w:val="24"/>
-          <w:highlight w:val="white"/>
-        </w:rPr>
-        <w:t>(</w:t>
-      </w:r>
-      <w:r>
-        <w:rPr>
-          <w:rFonts w:hint="default" w:ascii="Consolas" w:hAnsi="Consolas" w:eastAsia="Cascadia Mono" w:cs="Consolas"/>
-          <w:color w:val="2B91AF"/>
-          <w:sz w:val="19"/>
-          <w:szCs w:val="24"/>
-          <w:highlight w:val="white"/>
-        </w:rPr>
-        <w:t>string</w:t>
-      </w:r>
-      <w:r>
-        <w:rPr>
-          <w:rFonts w:hint="default" w:ascii="Consolas" w:hAnsi="Consolas" w:eastAsia="Cascadia Mono" w:cs="Consolas"/>
-          <w:color w:val="000000"/>
-          <w:sz w:val="19"/>
-          <w:szCs w:val="24"/>
-          <w:highlight w:val="white"/>
-        </w:rPr>
-        <w:t xml:space="preserve"> </w:t>
-      </w:r>
-      <w:r>
-        <w:rPr>
-          <w:rFonts w:hint="default" w:ascii="Consolas" w:hAnsi="Consolas" w:eastAsia="Cascadia Mono" w:cs="Consolas"/>
-          <w:color w:val="808080"/>
-          <w:sz w:val="19"/>
-          <w:szCs w:val="24"/>
-          <w:highlight w:val="white"/>
-        </w:rPr>
-        <w:t>s</w:t>
-      </w:r>
-      <w:r>
-        <w:rPr>
-          <w:rFonts w:hint="default" w:ascii="Consolas" w:hAnsi="Consolas" w:eastAsia="Cascadia Mono" w:cs="Consolas"/>
-          <w:color w:val="1A94FF"/>
-          <w:sz w:val="19"/>
-          <w:szCs w:val="24"/>
-          <w:highlight w:val="white"/>
-        </w:rPr>
-        <w:t>)</w:t>
-      </w:r>
-      <w:r>
-        <w:rPr>
-          <w:rFonts w:hint="default" w:ascii="Consolas" w:hAnsi="Consolas" w:eastAsia="Cascadia Mono" w:cs="Consolas"/>
-          <w:color w:val="000000"/>
-          <w:sz w:val="19"/>
-          <w:szCs w:val="24"/>
-          <w:highlight w:val="white"/>
-        </w:rPr>
-        <w:t xml:space="preserve"> </w:t>
-      </w:r>
-      <w:r>
-        <w:rPr>
-          <w:rFonts w:hint="default" w:ascii="Consolas" w:hAnsi="Consolas" w:eastAsia="Cascadia Mono" w:cs="Consolas"/>
-          <w:color w:val="1A94FF"/>
-          <w:sz w:val="19"/>
-          <w:szCs w:val="24"/>
-          <w:highlight w:val="white"/>
-        </w:rPr>
-        <w:t>{</w:t>
-      </w:r>
-    </w:p>
-    <w:p>
-      <w:pPr>
-        <w:spacing w:beforeLines="0" w:afterLines="0" w:line="240" w:lineRule="auto"/>
-        <w:jc w:val="left"/>
-        <w:rPr>
-          <w:rFonts w:hint="default" w:ascii="Consolas" w:hAnsi="Consolas" w:eastAsia="Cascadia Mono" w:cs="Consolas"/>
-          <w:color w:val="000000"/>
-          <w:sz w:val="19"/>
-          <w:szCs w:val="24"/>
-          <w:highlight w:val="white"/>
-        </w:rPr>
-      </w:pPr>
-      <w:r>
-        <w:rPr>
-          <w:rFonts w:hint="default" w:ascii="Consolas" w:hAnsi="Consolas" w:eastAsia="Cascadia Mono" w:cs="Consolas"/>
-          <w:color w:val="000000"/>
-          <w:sz w:val="19"/>
-          <w:szCs w:val="24"/>
-          <w:highlight w:val="white"/>
-        </w:rPr>
-        <w:t xml:space="preserve">    </w:t>
-      </w:r>
-      <w:r>
-        <w:rPr>
-          <w:rFonts w:hint="default" w:ascii="Consolas" w:hAnsi="Consolas" w:eastAsia="Cascadia Mono" w:cs="Consolas"/>
-          <w:color w:val="0000FF"/>
-          <w:sz w:val="19"/>
-          <w:szCs w:val="24"/>
-          <w:highlight w:val="white"/>
-        </w:rPr>
-        <w:t>int</w:t>
-      </w:r>
-      <w:r>
-        <w:rPr>
-          <w:rFonts w:hint="default" w:ascii="Consolas" w:hAnsi="Consolas" w:eastAsia="Cascadia Mono" w:cs="Consolas"/>
-          <w:color w:val="000000"/>
-          <w:sz w:val="19"/>
-          <w:szCs w:val="24"/>
-          <w:highlight w:val="white"/>
-        </w:rPr>
-        <w:t xml:space="preserve"> k = 0;</w:t>
-      </w:r>
-    </w:p>
-    <w:p>
-      <w:pPr>
-        <w:spacing w:beforeLines="0" w:afterLines="0" w:line="240" w:lineRule="auto"/>
-        <w:jc w:val="left"/>
-        <w:rPr>
-          <w:rFonts w:hint="default" w:ascii="Consolas" w:hAnsi="Consolas" w:eastAsia="Cascadia Mono" w:cs="Consolas"/>
-          <w:color w:val="000000"/>
-          <w:sz w:val="19"/>
-          <w:szCs w:val="24"/>
-          <w:highlight w:val="white"/>
-        </w:rPr>
-      </w:pPr>
-    </w:p>
-    <w:p>
-      <w:pPr>
-        <w:spacing w:beforeLines="0" w:afterLines="0" w:line="240" w:lineRule="auto"/>
-        <w:jc w:val="left"/>
-        <w:rPr>
-          <w:rFonts w:hint="default" w:ascii="Consolas" w:hAnsi="Consolas" w:eastAsia="Cascadia Mono" w:cs="Consolas"/>
-          <w:color w:val="000000"/>
-          <w:sz w:val="19"/>
-          <w:szCs w:val="24"/>
-          <w:highlight w:val="white"/>
-        </w:rPr>
-      </w:pPr>
-      <w:r>
-        <w:rPr>
-          <w:rFonts w:hint="default" w:ascii="Consolas" w:hAnsi="Consolas" w:eastAsia="Cascadia Mono" w:cs="Consolas"/>
-          <w:color w:val="000000"/>
-          <w:sz w:val="19"/>
-          <w:szCs w:val="24"/>
-          <w:highlight w:val="white"/>
-        </w:rPr>
-        <w:t xml:space="preserve">    </w:t>
-      </w:r>
-      <w:r>
-        <w:rPr>
-          <w:rFonts w:hint="default" w:ascii="Consolas" w:hAnsi="Consolas" w:eastAsia="Cascadia Mono" w:cs="Consolas"/>
-          <w:color w:val="0000FF"/>
-          <w:sz w:val="19"/>
-          <w:szCs w:val="24"/>
-          <w:highlight w:val="white"/>
-        </w:rPr>
-        <w:t>for</w:t>
-      </w:r>
-      <w:r>
-        <w:rPr>
-          <w:rFonts w:hint="default" w:ascii="Consolas" w:hAnsi="Consolas" w:eastAsia="Cascadia Mono" w:cs="Consolas"/>
-          <w:color w:val="000000"/>
-          <w:sz w:val="19"/>
-          <w:szCs w:val="24"/>
-          <w:highlight w:val="white"/>
-        </w:rPr>
-        <w:t xml:space="preserve"> </w:t>
-      </w:r>
-      <w:r>
-        <w:rPr>
-          <w:rFonts w:hint="default" w:ascii="Consolas" w:hAnsi="Consolas" w:eastAsia="Cascadia Mono" w:cs="Consolas"/>
-          <w:color w:val="FFD702"/>
-          <w:sz w:val="19"/>
-          <w:szCs w:val="24"/>
-          <w:highlight w:val="white"/>
-        </w:rPr>
-        <w:t>(</w:t>
-      </w:r>
-      <w:r>
-        <w:rPr>
-          <w:rFonts w:hint="default" w:ascii="Consolas" w:hAnsi="Consolas" w:eastAsia="Cascadia Mono" w:cs="Consolas"/>
-          <w:color w:val="0000FF"/>
-          <w:sz w:val="19"/>
-          <w:szCs w:val="24"/>
-          <w:highlight w:val="white"/>
-        </w:rPr>
-        <w:t>int</w:t>
-      </w:r>
-      <w:r>
-        <w:rPr>
-          <w:rFonts w:hint="default" w:ascii="Consolas" w:hAnsi="Consolas" w:eastAsia="Cascadia Mono" w:cs="Consolas"/>
-          <w:color w:val="000000"/>
-          <w:sz w:val="19"/>
-          <w:szCs w:val="24"/>
-          <w:highlight w:val="white"/>
-        </w:rPr>
-        <w:t xml:space="preserve"> i = 0; i &lt; </w:t>
-      </w:r>
-      <w:r>
-        <w:rPr>
-          <w:rFonts w:hint="default" w:ascii="Consolas" w:hAnsi="Consolas" w:eastAsia="Cascadia Mono" w:cs="Consolas"/>
-          <w:color w:val="808080"/>
-          <w:sz w:val="19"/>
-          <w:szCs w:val="24"/>
-          <w:highlight w:val="white"/>
-        </w:rPr>
-        <w:t>s</w:t>
-      </w:r>
-      <w:r>
-        <w:rPr>
-          <w:rFonts w:hint="default" w:ascii="Consolas" w:hAnsi="Consolas" w:eastAsia="Cascadia Mono" w:cs="Consolas"/>
-          <w:color w:val="000000"/>
-          <w:sz w:val="19"/>
-          <w:szCs w:val="24"/>
-          <w:highlight w:val="white"/>
-        </w:rPr>
-        <w:t>.length</w:t>
-      </w:r>
-      <w:r>
-        <w:rPr>
-          <w:rFonts w:hint="default" w:ascii="Consolas" w:hAnsi="Consolas" w:eastAsia="Cascadia Mono" w:cs="Consolas"/>
-          <w:color w:val="D86AC2"/>
-          <w:sz w:val="19"/>
-          <w:szCs w:val="24"/>
-          <w:highlight w:val="white"/>
-        </w:rPr>
-        <w:t>()</w:t>
-      </w:r>
-      <w:r>
-        <w:rPr>
-          <w:rFonts w:hint="default" w:ascii="Consolas" w:hAnsi="Consolas" w:eastAsia="Cascadia Mono" w:cs="Consolas"/>
-          <w:color w:val="000000"/>
-          <w:sz w:val="19"/>
-          <w:szCs w:val="24"/>
-          <w:highlight w:val="white"/>
-        </w:rPr>
-        <w:t>; i++</w:t>
-      </w:r>
-      <w:r>
-        <w:rPr>
-          <w:rFonts w:hint="default" w:ascii="Consolas" w:hAnsi="Consolas" w:eastAsia="Cascadia Mono" w:cs="Consolas"/>
-          <w:color w:val="FFD702"/>
-          <w:sz w:val="19"/>
-          <w:szCs w:val="24"/>
-          <w:highlight w:val="white"/>
-        </w:rPr>
-        <w:t>)</w:t>
-      </w:r>
-      <w:r>
-        <w:rPr>
-          <w:rFonts w:hint="default" w:ascii="Consolas" w:hAnsi="Consolas" w:eastAsia="Cascadia Mono" w:cs="Consolas"/>
-          <w:color w:val="000000"/>
-          <w:sz w:val="19"/>
-          <w:szCs w:val="24"/>
-          <w:highlight w:val="white"/>
-        </w:rPr>
-        <w:t xml:space="preserve"> </w:t>
-      </w:r>
-      <w:r>
-        <w:rPr>
-          <w:rFonts w:hint="default" w:ascii="Consolas" w:hAnsi="Consolas" w:eastAsia="Cascadia Mono" w:cs="Consolas"/>
-          <w:color w:val="FFD702"/>
-          <w:sz w:val="19"/>
-          <w:szCs w:val="24"/>
-          <w:highlight w:val="white"/>
-        </w:rPr>
-        <w:t>{</w:t>
-      </w:r>
-    </w:p>
-    <w:p>
-      <w:pPr>
-        <w:spacing w:beforeLines="0" w:afterLines="0" w:line="240" w:lineRule="auto"/>
-        <w:jc w:val="left"/>
-        <w:rPr>
-          <w:rFonts w:hint="default" w:ascii="Consolas" w:hAnsi="Consolas" w:eastAsia="Cascadia Mono" w:cs="Consolas"/>
-          <w:color w:val="000000"/>
-          <w:sz w:val="19"/>
-          <w:szCs w:val="24"/>
-          <w:highlight w:val="white"/>
-        </w:rPr>
-      </w:pPr>
-      <w:r>
-        <w:rPr>
-          <w:rFonts w:hint="default" w:ascii="Consolas" w:hAnsi="Consolas" w:eastAsia="Cascadia Mono" w:cs="Consolas"/>
-          <w:color w:val="000000"/>
-          <w:sz w:val="19"/>
-          <w:szCs w:val="24"/>
-          <w:highlight w:val="white"/>
-        </w:rPr>
-        <w:t xml:space="preserve">        </w:t>
-      </w:r>
-      <w:r>
-        <w:rPr>
-          <w:rFonts w:hint="default" w:ascii="Consolas" w:hAnsi="Consolas" w:eastAsia="Cascadia Mono" w:cs="Consolas"/>
-          <w:color w:val="0000FF"/>
-          <w:sz w:val="19"/>
-          <w:szCs w:val="24"/>
-          <w:highlight w:val="white"/>
-        </w:rPr>
-        <w:t>if</w:t>
-      </w:r>
-      <w:r>
-        <w:rPr>
-          <w:rFonts w:hint="default" w:ascii="Consolas" w:hAnsi="Consolas" w:eastAsia="Cascadia Mono" w:cs="Consolas"/>
-          <w:color w:val="000000"/>
-          <w:sz w:val="19"/>
-          <w:szCs w:val="24"/>
-          <w:highlight w:val="white"/>
-        </w:rPr>
-        <w:t xml:space="preserve"> </w:t>
-      </w:r>
-      <w:r>
-        <w:rPr>
-          <w:rFonts w:hint="default" w:ascii="Consolas" w:hAnsi="Consolas" w:eastAsia="Cascadia Mono" w:cs="Consolas"/>
-          <w:color w:val="D86AC2"/>
-          <w:sz w:val="19"/>
-          <w:szCs w:val="24"/>
-          <w:highlight w:val="white"/>
-        </w:rPr>
-        <w:t>(</w:t>
-      </w:r>
-      <w:r>
-        <w:rPr>
-          <w:rFonts w:hint="default" w:ascii="Consolas" w:hAnsi="Consolas" w:eastAsia="Cascadia Mono" w:cs="Consolas"/>
-          <w:color w:val="1A94FF"/>
-          <w:sz w:val="19"/>
-          <w:szCs w:val="24"/>
-          <w:highlight w:val="white"/>
-        </w:rPr>
-        <w:t>(</w:t>
-      </w:r>
-      <w:r>
-        <w:rPr>
-          <w:rFonts w:hint="default" w:ascii="Consolas" w:hAnsi="Consolas" w:eastAsia="Cascadia Mono" w:cs="Consolas"/>
-          <w:color w:val="808080"/>
-          <w:sz w:val="19"/>
-          <w:szCs w:val="24"/>
-          <w:highlight w:val="white"/>
-        </w:rPr>
-        <w:t>s</w:t>
-      </w:r>
-      <w:r>
-        <w:rPr>
-          <w:rFonts w:hint="default" w:ascii="Consolas" w:hAnsi="Consolas" w:eastAsia="Cascadia Mono" w:cs="Consolas"/>
-          <w:color w:val="008080"/>
-          <w:sz w:val="19"/>
-          <w:szCs w:val="24"/>
-          <w:highlight w:val="white"/>
-        </w:rPr>
-        <w:t>[</w:t>
-      </w:r>
-      <w:r>
-        <w:rPr>
-          <w:rFonts w:hint="default" w:ascii="Consolas" w:hAnsi="Consolas" w:eastAsia="Cascadia Mono" w:cs="Consolas"/>
-          <w:color w:val="000000"/>
-          <w:sz w:val="19"/>
-          <w:szCs w:val="24"/>
-          <w:highlight w:val="white"/>
-        </w:rPr>
-        <w:t>i</w:t>
-      </w:r>
-      <w:r>
-        <w:rPr>
-          <w:rFonts w:hint="default" w:ascii="Consolas" w:hAnsi="Consolas" w:eastAsia="Cascadia Mono" w:cs="Consolas"/>
-          <w:color w:val="008080"/>
-          <w:sz w:val="19"/>
-          <w:szCs w:val="24"/>
-          <w:highlight w:val="white"/>
-        </w:rPr>
-        <w:t>]</w:t>
-      </w:r>
-      <w:r>
-        <w:rPr>
-          <w:rFonts w:hint="default" w:ascii="Consolas" w:hAnsi="Consolas" w:eastAsia="Cascadia Mono" w:cs="Consolas"/>
-          <w:color w:val="000000"/>
-          <w:sz w:val="19"/>
-          <w:szCs w:val="24"/>
-          <w:highlight w:val="white"/>
-        </w:rPr>
-        <w:t xml:space="preserve"> &gt;= </w:t>
-      </w:r>
-      <w:r>
-        <w:rPr>
-          <w:rFonts w:hint="default" w:ascii="Consolas" w:hAnsi="Consolas" w:eastAsia="Cascadia Mono" w:cs="Consolas"/>
-          <w:color w:val="A31515"/>
-          <w:sz w:val="19"/>
-          <w:szCs w:val="24"/>
-          <w:highlight w:val="white"/>
-        </w:rPr>
-        <w:t>'A'</w:t>
-      </w:r>
-      <w:r>
-        <w:rPr>
-          <w:rFonts w:hint="default" w:ascii="Consolas" w:hAnsi="Consolas" w:eastAsia="Cascadia Mono" w:cs="Consolas"/>
-          <w:color w:val="000000"/>
-          <w:sz w:val="19"/>
-          <w:szCs w:val="24"/>
-          <w:highlight w:val="white"/>
-        </w:rPr>
-        <w:t xml:space="preserve"> &amp;&amp; </w:t>
-      </w:r>
-      <w:r>
-        <w:rPr>
-          <w:rFonts w:hint="default" w:ascii="Consolas" w:hAnsi="Consolas" w:eastAsia="Cascadia Mono" w:cs="Consolas"/>
-          <w:color w:val="808080"/>
-          <w:sz w:val="19"/>
-          <w:szCs w:val="24"/>
-          <w:highlight w:val="white"/>
-        </w:rPr>
-        <w:t>s</w:t>
-      </w:r>
-      <w:r>
-        <w:rPr>
-          <w:rFonts w:hint="default" w:ascii="Consolas" w:hAnsi="Consolas" w:eastAsia="Cascadia Mono" w:cs="Consolas"/>
-          <w:color w:val="008080"/>
-          <w:sz w:val="19"/>
-          <w:szCs w:val="24"/>
-          <w:highlight w:val="white"/>
-        </w:rPr>
-        <w:t>[</w:t>
-      </w:r>
-      <w:r>
-        <w:rPr>
-          <w:rFonts w:hint="default" w:ascii="Consolas" w:hAnsi="Consolas" w:eastAsia="Cascadia Mono" w:cs="Consolas"/>
-          <w:color w:val="000000"/>
-          <w:sz w:val="19"/>
-          <w:szCs w:val="24"/>
-          <w:highlight w:val="white"/>
-        </w:rPr>
-        <w:t>i</w:t>
-      </w:r>
-      <w:r>
-        <w:rPr>
-          <w:rFonts w:hint="default" w:ascii="Consolas" w:hAnsi="Consolas" w:eastAsia="Cascadia Mono" w:cs="Consolas"/>
-          <w:color w:val="008080"/>
-          <w:sz w:val="19"/>
-          <w:szCs w:val="24"/>
-          <w:highlight w:val="white"/>
-        </w:rPr>
-        <w:t>]</w:t>
-      </w:r>
-      <w:r>
-        <w:rPr>
-          <w:rFonts w:hint="default" w:ascii="Consolas" w:hAnsi="Consolas" w:eastAsia="Cascadia Mono" w:cs="Consolas"/>
-          <w:color w:val="000000"/>
-          <w:sz w:val="19"/>
-          <w:szCs w:val="24"/>
-          <w:highlight w:val="white"/>
-        </w:rPr>
-        <w:t xml:space="preserve"> &lt;= </w:t>
-      </w:r>
-      <w:r>
-        <w:rPr>
-          <w:rFonts w:hint="default" w:ascii="Consolas" w:hAnsi="Consolas" w:eastAsia="Cascadia Mono" w:cs="Consolas"/>
-          <w:color w:val="A31515"/>
-          <w:sz w:val="19"/>
-          <w:szCs w:val="24"/>
-          <w:highlight w:val="white"/>
-        </w:rPr>
-        <w:t>'Z'</w:t>
-      </w:r>
-      <w:r>
-        <w:rPr>
-          <w:rFonts w:hint="default" w:ascii="Consolas" w:hAnsi="Consolas" w:eastAsia="Cascadia Mono" w:cs="Consolas"/>
-          <w:color w:val="1A94FF"/>
-          <w:sz w:val="19"/>
-          <w:szCs w:val="24"/>
-          <w:highlight w:val="white"/>
-        </w:rPr>
-        <w:t>)</w:t>
-      </w:r>
-      <w:r>
-        <w:rPr>
-          <w:rFonts w:hint="default" w:ascii="Consolas" w:hAnsi="Consolas" w:eastAsia="Cascadia Mono" w:cs="Consolas"/>
-          <w:color w:val="000000"/>
-          <w:sz w:val="19"/>
-          <w:szCs w:val="24"/>
-          <w:highlight w:val="white"/>
-        </w:rPr>
-        <w:t xml:space="preserve"> ||</w:t>
-      </w:r>
-    </w:p>
-    <w:p>
-      <w:pPr>
-        <w:spacing w:beforeLines="0" w:afterLines="0" w:line="240" w:lineRule="auto"/>
-        <w:jc w:val="left"/>
-        <w:rPr>
-          <w:rFonts w:hint="default" w:ascii="Consolas" w:hAnsi="Consolas" w:eastAsia="Cascadia Mono" w:cs="Consolas"/>
-          <w:color w:val="000000"/>
-          <w:sz w:val="19"/>
-          <w:szCs w:val="24"/>
-          <w:highlight w:val="white"/>
-        </w:rPr>
-      </w:pPr>
-      <w:r>
-        <w:rPr>
-          <w:rFonts w:hint="default" w:ascii="Consolas" w:hAnsi="Consolas" w:eastAsia="Cascadia Mono" w:cs="Consolas"/>
-          <w:color w:val="000000"/>
-          <w:sz w:val="19"/>
-          <w:szCs w:val="24"/>
-          <w:highlight w:val="white"/>
-        </w:rPr>
-        <w:t xml:space="preserve">            </w:t>
-      </w:r>
-      <w:r>
-        <w:rPr>
-          <w:rFonts w:hint="default" w:ascii="Consolas" w:hAnsi="Consolas" w:eastAsia="Cascadia Mono" w:cs="Consolas"/>
-          <w:color w:val="1A94FF"/>
-          <w:sz w:val="19"/>
-          <w:szCs w:val="24"/>
-          <w:highlight w:val="white"/>
-        </w:rPr>
-        <w:t>(</w:t>
-      </w:r>
-      <w:r>
-        <w:rPr>
-          <w:rFonts w:hint="default" w:ascii="Consolas" w:hAnsi="Consolas" w:eastAsia="Cascadia Mono" w:cs="Consolas"/>
-          <w:color w:val="808080"/>
-          <w:sz w:val="19"/>
-          <w:szCs w:val="24"/>
-          <w:highlight w:val="white"/>
-        </w:rPr>
-        <w:t>s</w:t>
-      </w:r>
-      <w:r>
-        <w:rPr>
-          <w:rFonts w:hint="default" w:ascii="Consolas" w:hAnsi="Consolas" w:eastAsia="Cascadia Mono" w:cs="Consolas"/>
-          <w:color w:val="008080"/>
-          <w:sz w:val="19"/>
-          <w:szCs w:val="24"/>
-          <w:highlight w:val="white"/>
-        </w:rPr>
-        <w:t>[</w:t>
-      </w:r>
-      <w:r>
-        <w:rPr>
-          <w:rFonts w:hint="default" w:ascii="Consolas" w:hAnsi="Consolas" w:eastAsia="Cascadia Mono" w:cs="Consolas"/>
-          <w:color w:val="000000"/>
-          <w:sz w:val="19"/>
-          <w:szCs w:val="24"/>
-          <w:highlight w:val="white"/>
-        </w:rPr>
-        <w:t>i</w:t>
-      </w:r>
-      <w:r>
-        <w:rPr>
-          <w:rFonts w:hint="default" w:ascii="Consolas" w:hAnsi="Consolas" w:eastAsia="Cascadia Mono" w:cs="Consolas"/>
-          <w:color w:val="008080"/>
-          <w:sz w:val="19"/>
-          <w:szCs w:val="24"/>
-          <w:highlight w:val="white"/>
-        </w:rPr>
-        <w:t>]</w:t>
-      </w:r>
-      <w:r>
-        <w:rPr>
-          <w:rFonts w:hint="default" w:ascii="Consolas" w:hAnsi="Consolas" w:eastAsia="Cascadia Mono" w:cs="Consolas"/>
-          <w:color w:val="000000"/>
-          <w:sz w:val="19"/>
-          <w:szCs w:val="24"/>
-          <w:highlight w:val="white"/>
-        </w:rPr>
-        <w:t xml:space="preserve"> &gt;= </w:t>
-      </w:r>
-      <w:r>
-        <w:rPr>
-          <w:rFonts w:hint="default" w:ascii="Consolas" w:hAnsi="Consolas" w:eastAsia="Cascadia Mono" w:cs="Consolas"/>
-          <w:color w:val="A31515"/>
-          <w:sz w:val="19"/>
-          <w:szCs w:val="24"/>
-          <w:highlight w:val="white"/>
-        </w:rPr>
-        <w:t>'a'</w:t>
-      </w:r>
-      <w:r>
-        <w:rPr>
-          <w:rFonts w:hint="default" w:ascii="Consolas" w:hAnsi="Consolas" w:eastAsia="Cascadia Mono" w:cs="Consolas"/>
-          <w:color w:val="000000"/>
-          <w:sz w:val="19"/>
-          <w:szCs w:val="24"/>
-          <w:highlight w:val="white"/>
-        </w:rPr>
-        <w:t xml:space="preserve"> &amp;&amp; </w:t>
-      </w:r>
-      <w:r>
-        <w:rPr>
-          <w:rFonts w:hint="default" w:ascii="Consolas" w:hAnsi="Consolas" w:eastAsia="Cascadia Mono" w:cs="Consolas"/>
-          <w:color w:val="808080"/>
-          <w:sz w:val="19"/>
-          <w:szCs w:val="24"/>
-          <w:highlight w:val="white"/>
-        </w:rPr>
-        <w:t>s</w:t>
-      </w:r>
-      <w:r>
-        <w:rPr>
-          <w:rFonts w:hint="default" w:ascii="Consolas" w:hAnsi="Consolas" w:eastAsia="Cascadia Mono" w:cs="Consolas"/>
-          <w:color w:val="008080"/>
-          <w:sz w:val="19"/>
-          <w:szCs w:val="24"/>
-          <w:highlight w:val="white"/>
-        </w:rPr>
-        <w:t>[</w:t>
-      </w:r>
-      <w:r>
-        <w:rPr>
-          <w:rFonts w:hint="default" w:ascii="Consolas" w:hAnsi="Consolas" w:eastAsia="Cascadia Mono" w:cs="Consolas"/>
-          <w:color w:val="000000"/>
-          <w:sz w:val="19"/>
-          <w:szCs w:val="24"/>
-          <w:highlight w:val="white"/>
-        </w:rPr>
-        <w:t>i</w:t>
-      </w:r>
-      <w:r>
-        <w:rPr>
-          <w:rFonts w:hint="default" w:ascii="Consolas" w:hAnsi="Consolas" w:eastAsia="Cascadia Mono" w:cs="Consolas"/>
-          <w:color w:val="008080"/>
-          <w:sz w:val="19"/>
-          <w:szCs w:val="24"/>
-          <w:highlight w:val="white"/>
-        </w:rPr>
-        <w:t>]</w:t>
-      </w:r>
-      <w:r>
-        <w:rPr>
-          <w:rFonts w:hint="default" w:ascii="Consolas" w:hAnsi="Consolas" w:eastAsia="Cascadia Mono" w:cs="Consolas"/>
-          <w:color w:val="000000"/>
-          <w:sz w:val="19"/>
-          <w:szCs w:val="24"/>
-          <w:highlight w:val="white"/>
-        </w:rPr>
-        <w:t xml:space="preserve"> &lt;= </w:t>
-      </w:r>
-      <w:r>
-        <w:rPr>
-          <w:rFonts w:hint="default" w:ascii="Consolas" w:hAnsi="Consolas" w:eastAsia="Cascadia Mono" w:cs="Consolas"/>
-          <w:color w:val="A31515"/>
-          <w:sz w:val="19"/>
-          <w:szCs w:val="24"/>
-          <w:highlight w:val="white"/>
-        </w:rPr>
-        <w:t>'z'</w:t>
-      </w:r>
-      <w:r>
-        <w:rPr>
-          <w:rFonts w:hint="default" w:ascii="Consolas" w:hAnsi="Consolas" w:eastAsia="Cascadia Mono" w:cs="Consolas"/>
-          <w:color w:val="1A94FF"/>
-          <w:sz w:val="19"/>
-          <w:szCs w:val="24"/>
-          <w:highlight w:val="white"/>
-        </w:rPr>
-        <w:t>)</w:t>
-      </w:r>
-      <w:r>
-        <w:rPr>
-          <w:rFonts w:hint="default" w:ascii="Consolas" w:hAnsi="Consolas" w:eastAsia="Cascadia Mono" w:cs="Consolas"/>
-          <w:color w:val="000000"/>
-          <w:sz w:val="19"/>
-          <w:szCs w:val="24"/>
-          <w:highlight w:val="white"/>
-        </w:rPr>
-        <w:t xml:space="preserve"> ||</w:t>
-      </w:r>
-    </w:p>
-    <w:p>
-      <w:pPr>
-        <w:spacing w:beforeLines="0" w:afterLines="0" w:line="240" w:lineRule="auto"/>
-        <w:jc w:val="left"/>
-        <w:rPr>
-          <w:rFonts w:hint="default" w:ascii="Consolas" w:hAnsi="Consolas" w:eastAsia="Cascadia Mono" w:cs="Consolas"/>
-          <w:color w:val="000000"/>
-          <w:sz w:val="19"/>
-          <w:szCs w:val="24"/>
-          <w:highlight w:val="white"/>
-        </w:rPr>
-      </w:pPr>
-      <w:r>
-        <w:rPr>
-          <w:rFonts w:hint="default" w:ascii="Consolas" w:hAnsi="Consolas" w:eastAsia="Cascadia Mono" w:cs="Consolas"/>
-          <w:color w:val="000000"/>
-          <w:sz w:val="19"/>
-          <w:szCs w:val="24"/>
-          <w:highlight w:val="white"/>
-        </w:rPr>
-        <w:t xml:space="preserve">            </w:t>
-      </w:r>
-      <w:r>
-        <w:rPr>
-          <w:rFonts w:hint="default" w:ascii="Consolas" w:hAnsi="Consolas" w:eastAsia="Cascadia Mono" w:cs="Consolas"/>
-          <w:color w:val="1A94FF"/>
-          <w:sz w:val="19"/>
-          <w:szCs w:val="24"/>
-          <w:highlight w:val="white"/>
-        </w:rPr>
-        <w:t>(</w:t>
-      </w:r>
-      <w:r>
-        <w:rPr>
-          <w:rFonts w:hint="default" w:ascii="Consolas" w:hAnsi="Consolas" w:eastAsia="Cascadia Mono" w:cs="Consolas"/>
-          <w:color w:val="808080"/>
-          <w:sz w:val="19"/>
-          <w:szCs w:val="24"/>
-          <w:highlight w:val="white"/>
-        </w:rPr>
-        <w:t>s</w:t>
-      </w:r>
-      <w:r>
-        <w:rPr>
-          <w:rFonts w:hint="default" w:ascii="Consolas" w:hAnsi="Consolas" w:eastAsia="Cascadia Mono" w:cs="Consolas"/>
-          <w:color w:val="008080"/>
-          <w:sz w:val="19"/>
-          <w:szCs w:val="24"/>
-          <w:highlight w:val="white"/>
-        </w:rPr>
-        <w:t>[</w:t>
-      </w:r>
-      <w:r>
-        <w:rPr>
-          <w:rFonts w:hint="default" w:ascii="Consolas" w:hAnsi="Consolas" w:eastAsia="Cascadia Mono" w:cs="Consolas"/>
-          <w:color w:val="000000"/>
-          <w:sz w:val="19"/>
-          <w:szCs w:val="24"/>
-          <w:highlight w:val="white"/>
-        </w:rPr>
-        <w:t>i</w:t>
-      </w:r>
-      <w:r>
-        <w:rPr>
-          <w:rFonts w:hint="default" w:ascii="Consolas" w:hAnsi="Consolas" w:eastAsia="Cascadia Mono" w:cs="Consolas"/>
-          <w:color w:val="008080"/>
-          <w:sz w:val="19"/>
-          <w:szCs w:val="24"/>
-          <w:highlight w:val="white"/>
-        </w:rPr>
-        <w:t>]</w:t>
-      </w:r>
-      <w:r>
-        <w:rPr>
-          <w:rFonts w:hint="default" w:ascii="Consolas" w:hAnsi="Consolas" w:eastAsia="Cascadia Mono" w:cs="Consolas"/>
-          <w:color w:val="000000"/>
-          <w:sz w:val="19"/>
-          <w:szCs w:val="24"/>
-          <w:highlight w:val="white"/>
-        </w:rPr>
-        <w:t xml:space="preserve"> &gt;= </w:t>
-      </w:r>
-      <w:r>
-        <w:rPr>
-          <w:rFonts w:hint="default" w:ascii="Consolas" w:hAnsi="Consolas" w:eastAsia="Cascadia Mono" w:cs="Consolas"/>
-          <w:color w:val="A31515"/>
-          <w:sz w:val="19"/>
-          <w:szCs w:val="24"/>
-          <w:highlight w:val="white"/>
-        </w:rPr>
-        <w:t>'А'</w:t>
-      </w:r>
-      <w:r>
-        <w:rPr>
-          <w:rFonts w:hint="default" w:ascii="Consolas" w:hAnsi="Consolas" w:eastAsia="Cascadia Mono" w:cs="Consolas"/>
-          <w:color w:val="000000"/>
-          <w:sz w:val="19"/>
-          <w:szCs w:val="24"/>
-          <w:highlight w:val="white"/>
-        </w:rPr>
-        <w:t xml:space="preserve"> &amp;&amp; </w:t>
-      </w:r>
-      <w:r>
-        <w:rPr>
-          <w:rFonts w:hint="default" w:ascii="Consolas" w:hAnsi="Consolas" w:eastAsia="Cascadia Mono" w:cs="Consolas"/>
-          <w:color w:val="808080"/>
-          <w:sz w:val="19"/>
-          <w:szCs w:val="24"/>
-          <w:highlight w:val="white"/>
-        </w:rPr>
-        <w:t>s</w:t>
-      </w:r>
-      <w:r>
-        <w:rPr>
-          <w:rFonts w:hint="default" w:ascii="Consolas" w:hAnsi="Consolas" w:eastAsia="Cascadia Mono" w:cs="Consolas"/>
-          <w:color w:val="008080"/>
-          <w:sz w:val="19"/>
-          <w:szCs w:val="24"/>
-          <w:highlight w:val="white"/>
-        </w:rPr>
-        <w:t>[</w:t>
-      </w:r>
-      <w:r>
-        <w:rPr>
-          <w:rFonts w:hint="default" w:ascii="Consolas" w:hAnsi="Consolas" w:eastAsia="Cascadia Mono" w:cs="Consolas"/>
-          <w:color w:val="000000"/>
-          <w:sz w:val="19"/>
-          <w:szCs w:val="24"/>
-          <w:highlight w:val="white"/>
-        </w:rPr>
-        <w:t>i</w:t>
-      </w:r>
-      <w:r>
-        <w:rPr>
-          <w:rFonts w:hint="default" w:ascii="Consolas" w:hAnsi="Consolas" w:eastAsia="Cascadia Mono" w:cs="Consolas"/>
-          <w:color w:val="008080"/>
-          <w:sz w:val="19"/>
-          <w:szCs w:val="24"/>
-          <w:highlight w:val="white"/>
-        </w:rPr>
-        <w:t>]</w:t>
-      </w:r>
-      <w:r>
-        <w:rPr>
-          <w:rFonts w:hint="default" w:ascii="Consolas" w:hAnsi="Consolas" w:eastAsia="Cascadia Mono" w:cs="Consolas"/>
-          <w:color w:val="000000"/>
-          <w:sz w:val="19"/>
-          <w:szCs w:val="24"/>
-          <w:highlight w:val="white"/>
-        </w:rPr>
-        <w:t xml:space="preserve"> &lt;= </w:t>
-      </w:r>
-      <w:r>
-        <w:rPr>
-          <w:rFonts w:hint="default" w:ascii="Consolas" w:hAnsi="Consolas" w:eastAsia="Cascadia Mono" w:cs="Consolas"/>
-          <w:color w:val="A31515"/>
-          <w:sz w:val="19"/>
-          <w:szCs w:val="24"/>
-          <w:highlight w:val="white"/>
-        </w:rPr>
-        <w:t>'я'</w:t>
-      </w:r>
-      <w:r>
-        <w:rPr>
-          <w:rFonts w:hint="default" w:ascii="Consolas" w:hAnsi="Consolas" w:eastAsia="Cascadia Mono" w:cs="Consolas"/>
-          <w:color w:val="1A94FF"/>
-          <w:sz w:val="19"/>
-          <w:szCs w:val="24"/>
-          <w:highlight w:val="white"/>
-        </w:rPr>
-        <w:t>)</w:t>
-      </w:r>
-      <w:r>
-        <w:rPr>
-          <w:rFonts w:hint="default" w:ascii="Consolas" w:hAnsi="Consolas" w:eastAsia="Cascadia Mono" w:cs="Consolas"/>
-          <w:color w:val="D86AC2"/>
-          <w:sz w:val="19"/>
-          <w:szCs w:val="24"/>
-          <w:highlight w:val="white"/>
-        </w:rPr>
-        <w:t>)</w:t>
-      </w:r>
-    </w:p>
-    <w:p>
-      <w:pPr>
-        <w:spacing w:beforeLines="0" w:afterLines="0" w:line="240" w:lineRule="auto"/>
-        <w:jc w:val="left"/>
-        <w:rPr>
-          <w:rFonts w:hint="default" w:ascii="Consolas" w:hAnsi="Consolas" w:eastAsia="Cascadia Mono" w:cs="Consolas"/>
-          <w:color w:val="000000"/>
-          <w:sz w:val="19"/>
-          <w:szCs w:val="24"/>
-          <w:highlight w:val="white"/>
-        </w:rPr>
-      </w:pPr>
-      <w:r>
-        <w:rPr>
-          <w:rFonts w:hint="default" w:ascii="Consolas" w:hAnsi="Consolas" w:eastAsia="Cascadia Mono" w:cs="Consolas"/>
-          <w:color w:val="000000"/>
-          <w:sz w:val="19"/>
-          <w:szCs w:val="24"/>
-          <w:highlight w:val="white"/>
-        </w:rPr>
-        <w:t xml:space="preserve">            k++;</w:t>
-      </w:r>
-    </w:p>
-    <w:p>
-      <w:pPr>
-        <w:spacing w:beforeLines="0" w:afterLines="0" w:line="240" w:lineRule="auto"/>
-        <w:jc w:val="left"/>
-        <w:rPr>
-          <w:rFonts w:hint="default" w:ascii="Consolas" w:hAnsi="Consolas" w:eastAsia="Cascadia Mono" w:cs="Consolas"/>
-          <w:color w:val="000000"/>
-          <w:sz w:val="19"/>
-          <w:szCs w:val="24"/>
-          <w:highlight w:val="white"/>
-        </w:rPr>
-      </w:pPr>
-      <w:r>
-        <w:rPr>
-          <w:rFonts w:hint="default" w:ascii="Consolas" w:hAnsi="Consolas" w:eastAsia="Cascadia Mono" w:cs="Consolas"/>
-          <w:color w:val="000000"/>
-          <w:sz w:val="19"/>
-          <w:szCs w:val="24"/>
-          <w:highlight w:val="white"/>
-        </w:rPr>
-        <w:t xml:space="preserve">    </w:t>
-      </w:r>
-      <w:r>
-        <w:rPr>
-          <w:rFonts w:hint="default" w:ascii="Consolas" w:hAnsi="Consolas" w:eastAsia="Cascadia Mono" w:cs="Consolas"/>
-          <w:color w:val="FFD702"/>
-          <w:sz w:val="19"/>
-          <w:szCs w:val="24"/>
-          <w:highlight w:val="white"/>
-        </w:rPr>
-        <w:t>}</w:t>
-      </w:r>
-    </w:p>
-    <w:p>
-      <w:pPr>
-        <w:spacing w:beforeLines="0" w:afterLines="0" w:line="240" w:lineRule="auto"/>
-        <w:jc w:val="left"/>
-        <w:rPr>
-          <w:rFonts w:hint="default" w:ascii="Consolas" w:hAnsi="Consolas" w:eastAsia="Cascadia Mono" w:cs="Consolas"/>
-          <w:color w:val="000000"/>
-          <w:sz w:val="19"/>
-          <w:szCs w:val="24"/>
-          <w:highlight w:val="white"/>
-        </w:rPr>
-      </w:pPr>
-      <w:r>
-        <w:rPr>
-          <w:rFonts w:hint="default" w:ascii="Consolas" w:hAnsi="Consolas" w:eastAsia="Cascadia Mono" w:cs="Consolas"/>
-          <w:color w:val="000000"/>
-          <w:sz w:val="19"/>
-          <w:szCs w:val="24"/>
-          <w:highlight w:val="white"/>
-        </w:rPr>
-        <w:t xml:space="preserve">    </w:t>
-      </w:r>
-      <w:r>
-        <w:rPr>
-          <w:rFonts w:hint="default" w:ascii="Consolas" w:hAnsi="Consolas" w:eastAsia="Cascadia Mono" w:cs="Consolas"/>
-          <w:color w:val="0000FF"/>
-          <w:sz w:val="19"/>
-          <w:szCs w:val="24"/>
-          <w:highlight w:val="white"/>
-        </w:rPr>
-        <w:t>return</w:t>
-      </w:r>
-      <w:r>
-        <w:rPr>
-          <w:rFonts w:hint="default" w:ascii="Consolas" w:hAnsi="Consolas" w:eastAsia="Cascadia Mono" w:cs="Consolas"/>
-          <w:color w:val="000000"/>
-          <w:sz w:val="19"/>
-          <w:szCs w:val="24"/>
-          <w:highlight w:val="white"/>
-        </w:rPr>
-        <w:t xml:space="preserve"> k;</w:t>
-      </w:r>
-    </w:p>
-    <w:p>
-      <w:pPr>
-        <w:spacing w:beforeLines="0" w:afterLines="0" w:line="240" w:lineRule="auto"/>
-        <w:jc w:val="left"/>
-        <w:rPr>
-          <w:rFonts w:hint="default" w:ascii="Consolas" w:hAnsi="Consolas" w:eastAsia="Cascadia Mono" w:cs="Consolas"/>
-          <w:color w:val="000000"/>
-          <w:sz w:val="19"/>
-          <w:szCs w:val="24"/>
-          <w:highlight w:val="white"/>
-        </w:rPr>
-      </w:pPr>
-      <w:r>
-        <w:rPr>
-          <w:rFonts w:hint="default" w:ascii="Consolas" w:hAnsi="Consolas" w:eastAsia="Cascadia Mono" w:cs="Consolas"/>
-          <w:color w:val="1A94FF"/>
-          <w:sz w:val="19"/>
-          <w:szCs w:val="24"/>
-          <w:highlight w:val="white"/>
-        </w:rPr>
-        <w:t>}</w:t>
-      </w:r>
-    </w:p>
-    <w:p>
-      <w:pPr>
-        <w:spacing w:beforeLines="0" w:afterLines="0" w:line="240" w:lineRule="auto"/>
-        <w:jc w:val="left"/>
-        <w:rPr>
-          <w:rFonts w:hint="default" w:ascii="Consolas" w:hAnsi="Consolas" w:eastAsia="Cascadia Mono" w:cs="Consolas"/>
-          <w:color w:val="000000"/>
-          <w:sz w:val="19"/>
-          <w:szCs w:val="24"/>
-          <w:highlight w:val="white"/>
-        </w:rPr>
-      </w:pPr>
-    </w:p>
-    <w:p>
-      <w:pPr>
-        <w:spacing w:beforeLines="0" w:afterLines="0" w:line="240" w:lineRule="auto"/>
-        <w:jc w:val="left"/>
-        <w:rPr>
-          <w:rFonts w:hint="default" w:ascii="Consolas" w:hAnsi="Consolas" w:eastAsia="Cascadia Mono" w:cs="Consolas"/>
-          <w:color w:val="000000"/>
-          <w:sz w:val="19"/>
-          <w:szCs w:val="24"/>
-          <w:highlight w:val="white"/>
-        </w:rPr>
-      </w:pPr>
-      <w:r>
-        <w:rPr>
-          <w:rFonts w:hint="default" w:ascii="Consolas" w:hAnsi="Consolas" w:eastAsia="Cascadia Mono" w:cs="Consolas"/>
-          <w:color w:val="0000FF"/>
-          <w:sz w:val="19"/>
-          <w:szCs w:val="24"/>
-          <w:highlight w:val="white"/>
-        </w:rPr>
-        <w:t>int</w:t>
-      </w:r>
-      <w:r>
-        <w:rPr>
-          <w:rFonts w:hint="default" w:ascii="Consolas" w:hAnsi="Consolas" w:eastAsia="Cascadia Mono" w:cs="Consolas"/>
-          <w:color w:val="000000"/>
-          <w:sz w:val="19"/>
-          <w:szCs w:val="24"/>
-          <w:highlight w:val="white"/>
-        </w:rPr>
-        <w:t xml:space="preserve"> main</w:t>
-      </w:r>
-      <w:r>
-        <w:rPr>
-          <w:rFonts w:hint="default" w:ascii="Consolas" w:hAnsi="Consolas" w:eastAsia="Cascadia Mono" w:cs="Consolas"/>
-          <w:color w:val="1A94FF"/>
-          <w:sz w:val="19"/>
-          <w:szCs w:val="24"/>
-          <w:highlight w:val="white"/>
-        </w:rPr>
-        <w:t>()</w:t>
-      </w:r>
-      <w:r>
-        <w:rPr>
-          <w:rFonts w:hint="default" w:ascii="Consolas" w:hAnsi="Consolas" w:eastAsia="Cascadia Mono" w:cs="Consolas"/>
-          <w:color w:val="000000"/>
-          <w:sz w:val="19"/>
-          <w:szCs w:val="24"/>
-          <w:highlight w:val="white"/>
-        </w:rPr>
-        <w:t xml:space="preserve"> </w:t>
-      </w:r>
-      <w:r>
-        <w:rPr>
-          <w:rFonts w:hint="default" w:ascii="Consolas" w:hAnsi="Consolas" w:eastAsia="Cascadia Mono" w:cs="Consolas"/>
-          <w:color w:val="1A94FF"/>
-          <w:sz w:val="19"/>
-          <w:szCs w:val="24"/>
-          <w:highlight w:val="white"/>
-        </w:rPr>
-        <w:t>{</w:t>
-      </w:r>
-    </w:p>
-    <w:p>
-      <w:pPr>
-        <w:spacing w:beforeLines="0" w:afterLines="0" w:line="240" w:lineRule="auto"/>
-        <w:jc w:val="left"/>
-        <w:rPr>
-          <w:rFonts w:hint="default" w:ascii="Consolas" w:hAnsi="Consolas" w:eastAsia="Cascadia Mono" w:cs="Consolas"/>
-          <w:color w:val="000000"/>
-          <w:sz w:val="19"/>
-          <w:szCs w:val="24"/>
-          <w:highlight w:val="white"/>
-        </w:rPr>
-      </w:pPr>
-      <w:r>
-        <w:rPr>
-          <w:rFonts w:hint="default" w:ascii="Consolas" w:hAnsi="Consolas" w:eastAsia="Cascadia Mono" w:cs="Consolas"/>
-          <w:color w:val="000000"/>
-          <w:sz w:val="19"/>
-          <w:szCs w:val="24"/>
-          <w:highlight w:val="white"/>
-        </w:rPr>
-        <w:t xml:space="preserve">    SetConsoleCP</w:t>
-      </w:r>
-      <w:r>
-        <w:rPr>
-          <w:rFonts w:hint="default" w:ascii="Consolas" w:hAnsi="Consolas" w:eastAsia="Cascadia Mono" w:cs="Consolas"/>
-          <w:color w:val="FFD702"/>
-          <w:sz w:val="19"/>
-          <w:szCs w:val="24"/>
-          <w:highlight w:val="white"/>
-        </w:rPr>
-        <w:t>(</w:t>
-      </w:r>
-      <w:r>
-        <w:rPr>
-          <w:rFonts w:hint="default" w:ascii="Consolas" w:hAnsi="Consolas" w:eastAsia="Cascadia Mono" w:cs="Consolas"/>
-          <w:color w:val="000000"/>
-          <w:sz w:val="19"/>
-          <w:szCs w:val="24"/>
-          <w:highlight w:val="white"/>
-        </w:rPr>
-        <w:t>1251</w:t>
-      </w:r>
-      <w:r>
-        <w:rPr>
-          <w:rFonts w:hint="default" w:ascii="Consolas" w:hAnsi="Consolas" w:eastAsia="Cascadia Mono" w:cs="Consolas"/>
-          <w:color w:val="FFD702"/>
-          <w:sz w:val="19"/>
-          <w:szCs w:val="24"/>
-          <w:highlight w:val="white"/>
-        </w:rPr>
-        <w:t>)</w:t>
-      </w:r>
-      <w:r>
-        <w:rPr>
-          <w:rFonts w:hint="default" w:ascii="Consolas" w:hAnsi="Consolas" w:eastAsia="Cascadia Mono" w:cs="Consolas"/>
-          <w:color w:val="000000"/>
-          <w:sz w:val="19"/>
-          <w:szCs w:val="24"/>
-          <w:highlight w:val="white"/>
-        </w:rPr>
-        <w:t>;</w:t>
-      </w:r>
-    </w:p>
-    <w:p>
-      <w:pPr>
-        <w:spacing w:beforeLines="0" w:afterLines="0" w:line="240" w:lineRule="auto"/>
-        <w:jc w:val="left"/>
-        <w:rPr>
-          <w:rFonts w:hint="default" w:ascii="Consolas" w:hAnsi="Consolas" w:eastAsia="Cascadia Mono" w:cs="Consolas"/>
-          <w:color w:val="000000"/>
-          <w:sz w:val="19"/>
-          <w:szCs w:val="24"/>
-          <w:highlight w:val="white"/>
-        </w:rPr>
-      </w:pPr>
-      <w:r>
-        <w:rPr>
-          <w:rFonts w:hint="default" w:ascii="Consolas" w:hAnsi="Consolas" w:eastAsia="Cascadia Mono" w:cs="Consolas"/>
-          <w:color w:val="000000"/>
-          <w:sz w:val="19"/>
-          <w:szCs w:val="24"/>
-          <w:highlight w:val="white"/>
-        </w:rPr>
-        <w:t xml:space="preserve">    SetConsoleOutputCP</w:t>
-      </w:r>
-      <w:r>
-        <w:rPr>
-          <w:rFonts w:hint="default" w:ascii="Consolas" w:hAnsi="Consolas" w:eastAsia="Cascadia Mono" w:cs="Consolas"/>
-          <w:color w:val="FFD702"/>
-          <w:sz w:val="19"/>
-          <w:szCs w:val="24"/>
-          <w:highlight w:val="white"/>
-        </w:rPr>
-        <w:t>(</w:t>
-      </w:r>
-      <w:r>
-        <w:rPr>
-          <w:rFonts w:hint="default" w:ascii="Consolas" w:hAnsi="Consolas" w:eastAsia="Cascadia Mono" w:cs="Consolas"/>
-          <w:color w:val="000000"/>
-          <w:sz w:val="19"/>
-          <w:szCs w:val="24"/>
-          <w:highlight w:val="white"/>
-        </w:rPr>
-        <w:t>1251</w:t>
-      </w:r>
-      <w:r>
-        <w:rPr>
-          <w:rFonts w:hint="default" w:ascii="Consolas" w:hAnsi="Consolas" w:eastAsia="Cascadia Mono" w:cs="Consolas"/>
-          <w:color w:val="FFD702"/>
-          <w:sz w:val="19"/>
-          <w:szCs w:val="24"/>
-          <w:highlight w:val="white"/>
-        </w:rPr>
-        <w:t>)</w:t>
-      </w:r>
-      <w:r>
-        <w:rPr>
-          <w:rFonts w:hint="default" w:ascii="Consolas" w:hAnsi="Consolas" w:eastAsia="Cascadia Mono" w:cs="Consolas"/>
-          <w:color w:val="000000"/>
-          <w:sz w:val="19"/>
-          <w:szCs w:val="24"/>
-          <w:highlight w:val="white"/>
-        </w:rPr>
-        <w:t>;</w:t>
-      </w:r>
-    </w:p>
-    <w:p>
-      <w:pPr>
-        <w:spacing w:beforeLines="0" w:afterLines="0" w:line="240" w:lineRule="auto"/>
-        <w:jc w:val="left"/>
-        <w:rPr>
-          <w:rFonts w:hint="default" w:ascii="Consolas" w:hAnsi="Consolas" w:eastAsia="Cascadia Mono" w:cs="Consolas"/>
-          <w:color w:val="000000"/>
-          <w:sz w:val="19"/>
-          <w:szCs w:val="24"/>
-          <w:highlight w:val="white"/>
-        </w:rPr>
-      </w:pPr>
-    </w:p>
-    <w:p>
-      <w:pPr>
-        <w:spacing w:beforeLines="0" w:afterLines="0" w:line="240" w:lineRule="auto"/>
-        <w:jc w:val="left"/>
-        <w:rPr>
-          <w:rFonts w:hint="default" w:ascii="Consolas" w:hAnsi="Consolas" w:eastAsia="Cascadia Mono" w:cs="Consolas"/>
-          <w:color w:val="000000"/>
-          <w:sz w:val="19"/>
-          <w:szCs w:val="24"/>
-          <w:highlight w:val="white"/>
-        </w:rPr>
-      </w:pPr>
-      <w:r>
-        <w:rPr>
-          <w:rFonts w:hint="default" w:ascii="Consolas" w:hAnsi="Consolas" w:eastAsia="Cascadia Mono" w:cs="Consolas"/>
-          <w:color w:val="000000"/>
-          <w:sz w:val="19"/>
-          <w:szCs w:val="24"/>
-          <w:highlight w:val="white"/>
-        </w:rPr>
-        <w:t xml:space="preserve">    </w:t>
-      </w:r>
-      <w:r>
-        <w:rPr>
-          <w:rFonts w:hint="default" w:ascii="Consolas" w:hAnsi="Consolas" w:eastAsia="Cascadia Mono" w:cs="Consolas"/>
-          <w:color w:val="0000FF"/>
-          <w:sz w:val="19"/>
-          <w:szCs w:val="24"/>
-          <w:highlight w:val="white"/>
-        </w:rPr>
-        <w:t>int</w:t>
-      </w:r>
-      <w:r>
-        <w:rPr>
-          <w:rFonts w:hint="default" w:ascii="Consolas" w:hAnsi="Consolas" w:eastAsia="Cascadia Mono" w:cs="Consolas"/>
-          <w:color w:val="000000"/>
-          <w:sz w:val="19"/>
-          <w:szCs w:val="24"/>
-          <w:highlight w:val="white"/>
-        </w:rPr>
-        <w:t xml:space="preserve"> n;</w:t>
-      </w:r>
-    </w:p>
-    <w:p>
-      <w:pPr>
-        <w:spacing w:beforeLines="0" w:afterLines="0" w:line="240" w:lineRule="auto"/>
-        <w:jc w:val="left"/>
-        <w:rPr>
-          <w:rFonts w:hint="default" w:ascii="Consolas" w:hAnsi="Consolas" w:eastAsia="Cascadia Mono" w:cs="Consolas"/>
-          <w:color w:val="000000"/>
-          <w:sz w:val="19"/>
-          <w:szCs w:val="24"/>
-          <w:highlight w:val="white"/>
-        </w:rPr>
-      </w:pPr>
-      <w:r>
-        <w:rPr>
-          <w:rFonts w:hint="default" w:ascii="Consolas" w:hAnsi="Consolas" w:eastAsia="Cascadia Mono" w:cs="Consolas"/>
-          <w:color w:val="000000"/>
-          <w:sz w:val="19"/>
-          <w:szCs w:val="24"/>
-          <w:highlight w:val="white"/>
-        </w:rPr>
-        <w:t xml:space="preserve">    cout </w:t>
-      </w:r>
-      <w:r>
-        <w:rPr>
-          <w:rFonts w:hint="default" w:ascii="Consolas" w:hAnsi="Consolas" w:eastAsia="Cascadia Mono" w:cs="Consolas"/>
-          <w:color w:val="008080"/>
-          <w:sz w:val="19"/>
-          <w:szCs w:val="24"/>
-          <w:highlight w:val="white"/>
-        </w:rPr>
-        <w:t>&lt;&lt;</w:t>
-      </w:r>
-      <w:r>
-        <w:rPr>
-          <w:rFonts w:hint="default" w:ascii="Consolas" w:hAnsi="Consolas" w:eastAsia="Cascadia Mono" w:cs="Consolas"/>
-          <w:color w:val="000000"/>
-          <w:sz w:val="19"/>
-          <w:szCs w:val="24"/>
-          <w:highlight w:val="white"/>
-        </w:rPr>
-        <w:t xml:space="preserve"> </w:t>
-      </w:r>
-      <w:r>
-        <w:rPr>
-          <w:rFonts w:hint="default" w:ascii="Consolas" w:hAnsi="Consolas" w:eastAsia="Cascadia Mono" w:cs="Consolas"/>
-          <w:color w:val="A31515"/>
-          <w:sz w:val="19"/>
-          <w:szCs w:val="24"/>
-          <w:highlight w:val="white"/>
-        </w:rPr>
-        <w:t>"Введите количество элементов массива: "</w:t>
-      </w:r>
-      <w:r>
-        <w:rPr>
-          <w:rFonts w:hint="default" w:ascii="Consolas" w:hAnsi="Consolas" w:eastAsia="Cascadia Mono" w:cs="Consolas"/>
-          <w:color w:val="000000"/>
-          <w:sz w:val="19"/>
-          <w:szCs w:val="24"/>
-          <w:highlight w:val="white"/>
-        </w:rPr>
-        <w:t>;</w:t>
-      </w:r>
-    </w:p>
-    <w:p>
-      <w:pPr>
-        <w:spacing w:beforeLines="0" w:afterLines="0" w:line="240" w:lineRule="auto"/>
-        <w:jc w:val="left"/>
-        <w:rPr>
-          <w:rFonts w:hint="default" w:ascii="Consolas" w:hAnsi="Consolas" w:eastAsia="Cascadia Mono" w:cs="Consolas"/>
-          <w:color w:val="000000"/>
-          <w:sz w:val="19"/>
-          <w:szCs w:val="24"/>
-          <w:highlight w:val="white"/>
-        </w:rPr>
-      </w:pPr>
-      <w:r>
-        <w:rPr>
-          <w:rFonts w:hint="default" w:ascii="Consolas" w:hAnsi="Consolas" w:eastAsia="Cascadia Mono" w:cs="Consolas"/>
-          <w:color w:val="000000"/>
-          <w:sz w:val="19"/>
-          <w:szCs w:val="24"/>
-          <w:highlight w:val="white"/>
-        </w:rPr>
-        <w:t xml:space="preserve">    cin </w:t>
-      </w:r>
-      <w:r>
-        <w:rPr>
-          <w:rFonts w:hint="default" w:ascii="Consolas" w:hAnsi="Consolas" w:eastAsia="Cascadia Mono" w:cs="Consolas"/>
-          <w:color w:val="008080"/>
-          <w:sz w:val="19"/>
-          <w:szCs w:val="24"/>
-          <w:highlight w:val="white"/>
-        </w:rPr>
-        <w:t>&gt;&gt;</w:t>
-      </w:r>
-      <w:r>
-        <w:rPr>
-          <w:rFonts w:hint="default" w:ascii="Consolas" w:hAnsi="Consolas" w:eastAsia="Cascadia Mono" w:cs="Consolas"/>
-          <w:color w:val="000000"/>
-          <w:sz w:val="19"/>
-          <w:szCs w:val="24"/>
-          <w:highlight w:val="white"/>
-        </w:rPr>
-        <w:t xml:space="preserve"> n;</w:t>
-      </w:r>
-    </w:p>
-    <w:p>
-      <w:pPr>
-        <w:spacing w:beforeLines="0" w:afterLines="0" w:line="240" w:lineRule="auto"/>
-        <w:jc w:val="left"/>
-        <w:rPr>
-          <w:rFonts w:hint="default" w:ascii="Consolas" w:hAnsi="Consolas" w:eastAsia="Cascadia Mono" w:cs="Consolas"/>
-          <w:color w:val="000000"/>
-          <w:sz w:val="19"/>
-          <w:szCs w:val="24"/>
-          <w:highlight w:val="white"/>
-        </w:rPr>
-      </w:pPr>
-    </w:p>
-    <w:p>
-      <w:pPr>
-        <w:spacing w:beforeLines="0" w:afterLines="0" w:line="240" w:lineRule="auto"/>
-        <w:jc w:val="left"/>
-        <w:rPr>
-          <w:rFonts w:hint="default" w:ascii="Consolas" w:hAnsi="Consolas" w:eastAsia="Cascadia Mono" w:cs="Consolas"/>
-          <w:color w:val="000000"/>
-          <w:sz w:val="19"/>
-          <w:szCs w:val="24"/>
-          <w:highlight w:val="white"/>
-        </w:rPr>
-      </w:pPr>
-      <w:r>
-        <w:rPr>
-          <w:rFonts w:hint="default" w:ascii="Consolas" w:hAnsi="Consolas" w:eastAsia="Cascadia Mono" w:cs="Consolas"/>
-          <w:color w:val="000000"/>
-          <w:sz w:val="19"/>
-          <w:szCs w:val="24"/>
-          <w:highlight w:val="white"/>
-        </w:rPr>
-        <w:t xml:space="preserve">    </w:t>
-      </w:r>
-      <w:r>
-        <w:rPr>
-          <w:rFonts w:hint="default" w:ascii="Consolas" w:hAnsi="Consolas" w:eastAsia="Cascadia Mono" w:cs="Consolas"/>
-          <w:color w:val="0000FF"/>
-          <w:sz w:val="19"/>
-          <w:szCs w:val="24"/>
-          <w:highlight w:val="white"/>
-        </w:rPr>
-        <w:t>int</w:t>
-      </w:r>
-      <w:r>
-        <w:rPr>
-          <w:rFonts w:hint="default" w:ascii="Consolas" w:hAnsi="Consolas" w:eastAsia="Cascadia Mono" w:cs="Consolas"/>
-          <w:color w:val="000000"/>
-          <w:sz w:val="19"/>
-          <w:szCs w:val="24"/>
-          <w:highlight w:val="white"/>
-        </w:rPr>
-        <w:t xml:space="preserve"> arr[100];</w:t>
-      </w:r>
-    </w:p>
-    <w:p>
-      <w:pPr>
-        <w:spacing w:beforeLines="0" w:afterLines="0" w:line="240" w:lineRule="auto"/>
-        <w:jc w:val="left"/>
-        <w:rPr>
-          <w:rFonts w:hint="default" w:ascii="Consolas" w:hAnsi="Consolas" w:eastAsia="Cascadia Mono" w:cs="Consolas"/>
-          <w:color w:val="000000"/>
-          <w:sz w:val="19"/>
-          <w:szCs w:val="24"/>
-          <w:highlight w:val="white"/>
-        </w:rPr>
-      </w:pPr>
-    </w:p>
-    <w:p>
-      <w:pPr>
-        <w:spacing w:beforeLines="0" w:afterLines="0" w:line="240" w:lineRule="auto"/>
-        <w:jc w:val="left"/>
-        <w:rPr>
-          <w:rFonts w:hint="default" w:ascii="Consolas" w:hAnsi="Consolas" w:eastAsia="Cascadia Mono" w:cs="Consolas"/>
-          <w:color w:val="000000"/>
-          <w:sz w:val="19"/>
-          <w:szCs w:val="24"/>
-          <w:highlight w:val="white"/>
-        </w:rPr>
-      </w:pPr>
-      <w:r>
-        <w:rPr>
-          <w:rFonts w:hint="default" w:ascii="Consolas" w:hAnsi="Consolas" w:eastAsia="Cascadia Mono" w:cs="Consolas"/>
-          <w:color w:val="000000"/>
-          <w:sz w:val="19"/>
-          <w:szCs w:val="24"/>
-          <w:highlight w:val="white"/>
-        </w:rPr>
-        <w:t xml:space="preserve">    cout </w:t>
-      </w:r>
-      <w:r>
-        <w:rPr>
-          <w:rFonts w:hint="default" w:ascii="Consolas" w:hAnsi="Consolas" w:eastAsia="Cascadia Mono" w:cs="Consolas"/>
-          <w:color w:val="008080"/>
-          <w:sz w:val="19"/>
-          <w:szCs w:val="24"/>
-          <w:highlight w:val="white"/>
-        </w:rPr>
-        <w:t>&lt;&lt;</w:t>
-      </w:r>
-      <w:r>
-        <w:rPr>
-          <w:rFonts w:hint="default" w:ascii="Consolas" w:hAnsi="Consolas" w:eastAsia="Cascadia Mono" w:cs="Consolas"/>
-          <w:color w:val="000000"/>
-          <w:sz w:val="19"/>
-          <w:szCs w:val="24"/>
-          <w:highlight w:val="white"/>
-        </w:rPr>
-        <w:t xml:space="preserve"> </w:t>
-      </w:r>
-      <w:r>
-        <w:rPr>
-          <w:rFonts w:hint="default" w:ascii="Consolas" w:hAnsi="Consolas" w:eastAsia="Cascadia Mono" w:cs="Consolas"/>
-          <w:color w:val="A31515"/>
-          <w:sz w:val="19"/>
-          <w:szCs w:val="24"/>
-          <w:highlight w:val="white"/>
-        </w:rPr>
-        <w:t>"Введите элементы массива:\n"</w:t>
-      </w:r>
-      <w:r>
-        <w:rPr>
-          <w:rFonts w:hint="default" w:ascii="Consolas" w:hAnsi="Consolas" w:eastAsia="Cascadia Mono" w:cs="Consolas"/>
-          <w:color w:val="000000"/>
-          <w:sz w:val="19"/>
-          <w:szCs w:val="24"/>
-          <w:highlight w:val="white"/>
-        </w:rPr>
-        <w:t>;</w:t>
-      </w:r>
-    </w:p>
-    <w:p>
-      <w:pPr>
-        <w:spacing w:beforeLines="0" w:afterLines="0" w:line="240" w:lineRule="auto"/>
-        <w:jc w:val="left"/>
-        <w:rPr>
-          <w:rFonts w:hint="default" w:ascii="Consolas" w:hAnsi="Consolas" w:eastAsia="Cascadia Mono" w:cs="Consolas"/>
-          <w:color w:val="000000"/>
-          <w:sz w:val="19"/>
-          <w:szCs w:val="24"/>
-          <w:highlight w:val="white"/>
-        </w:rPr>
-      </w:pPr>
-      <w:r>
-        <w:rPr>
-          <w:rFonts w:hint="default" w:ascii="Consolas" w:hAnsi="Consolas" w:eastAsia="Cascadia Mono" w:cs="Consolas"/>
-          <w:color w:val="000000"/>
-          <w:sz w:val="19"/>
-          <w:szCs w:val="24"/>
-          <w:highlight w:val="white"/>
-        </w:rPr>
-        <w:t xml:space="preserve">    </w:t>
-      </w:r>
-      <w:r>
-        <w:rPr>
-          <w:rFonts w:hint="default" w:ascii="Consolas" w:hAnsi="Consolas" w:eastAsia="Cascadia Mono" w:cs="Consolas"/>
-          <w:color w:val="0000FF"/>
-          <w:sz w:val="19"/>
-          <w:szCs w:val="24"/>
-          <w:highlight w:val="white"/>
-        </w:rPr>
-        <w:t>for</w:t>
-      </w:r>
-      <w:r>
-        <w:rPr>
-          <w:rFonts w:hint="default" w:ascii="Consolas" w:hAnsi="Consolas" w:eastAsia="Cascadia Mono" w:cs="Consolas"/>
-          <w:color w:val="000000"/>
-          <w:sz w:val="19"/>
-          <w:szCs w:val="24"/>
-          <w:highlight w:val="white"/>
-        </w:rPr>
-        <w:t xml:space="preserve"> </w:t>
-      </w:r>
-      <w:r>
-        <w:rPr>
-          <w:rFonts w:hint="default" w:ascii="Consolas" w:hAnsi="Consolas" w:eastAsia="Cascadia Mono" w:cs="Consolas"/>
-          <w:color w:val="FFD702"/>
-          <w:sz w:val="19"/>
-          <w:szCs w:val="24"/>
-          <w:highlight w:val="white"/>
-        </w:rPr>
-        <w:t>(</w:t>
-      </w:r>
-      <w:r>
-        <w:rPr>
-          <w:rFonts w:hint="default" w:ascii="Consolas" w:hAnsi="Consolas" w:eastAsia="Cascadia Mono" w:cs="Consolas"/>
-          <w:color w:val="0000FF"/>
-          <w:sz w:val="19"/>
-          <w:szCs w:val="24"/>
-          <w:highlight w:val="white"/>
-        </w:rPr>
-        <w:t>int</w:t>
-      </w:r>
-      <w:r>
-        <w:rPr>
-          <w:rFonts w:hint="default" w:ascii="Consolas" w:hAnsi="Consolas" w:eastAsia="Cascadia Mono" w:cs="Consolas"/>
-          <w:color w:val="000000"/>
-          <w:sz w:val="19"/>
-          <w:szCs w:val="24"/>
-          <w:highlight w:val="white"/>
-        </w:rPr>
-        <w:t xml:space="preserve"> i = 0; i &lt; n; i++</w:t>
-      </w:r>
-      <w:r>
-        <w:rPr>
-          <w:rFonts w:hint="default" w:ascii="Consolas" w:hAnsi="Consolas" w:eastAsia="Cascadia Mono" w:cs="Consolas"/>
-          <w:color w:val="FFD702"/>
-          <w:sz w:val="19"/>
-          <w:szCs w:val="24"/>
-          <w:highlight w:val="white"/>
-        </w:rPr>
-        <w:t>)</w:t>
-      </w:r>
-    </w:p>
-    <w:p>
-      <w:pPr>
-        <w:spacing w:beforeLines="0" w:afterLines="0" w:line="240" w:lineRule="auto"/>
-        <w:jc w:val="left"/>
-        <w:rPr>
-          <w:rFonts w:hint="default" w:ascii="Consolas" w:hAnsi="Consolas" w:eastAsia="Cascadia Mono" w:cs="Consolas"/>
-          <w:color w:val="000000"/>
-          <w:sz w:val="19"/>
-          <w:szCs w:val="24"/>
-          <w:highlight w:val="white"/>
-        </w:rPr>
-      </w:pPr>
-      <w:r>
-        <w:rPr>
-          <w:rFonts w:hint="default" w:ascii="Consolas" w:hAnsi="Consolas" w:eastAsia="Cascadia Mono" w:cs="Consolas"/>
-          <w:color w:val="000000"/>
-          <w:sz w:val="19"/>
-          <w:szCs w:val="24"/>
-          <w:highlight w:val="white"/>
-        </w:rPr>
-        <w:t xml:space="preserve">        cin </w:t>
-      </w:r>
-      <w:r>
-        <w:rPr>
-          <w:rFonts w:hint="default" w:ascii="Consolas" w:hAnsi="Consolas" w:eastAsia="Cascadia Mono" w:cs="Consolas"/>
-          <w:color w:val="008080"/>
-          <w:sz w:val="19"/>
-          <w:szCs w:val="24"/>
-          <w:highlight w:val="white"/>
-        </w:rPr>
-        <w:t>&gt;&gt;</w:t>
-      </w:r>
-      <w:r>
-        <w:rPr>
-          <w:rFonts w:hint="default" w:ascii="Consolas" w:hAnsi="Consolas" w:eastAsia="Cascadia Mono" w:cs="Consolas"/>
-          <w:color w:val="000000"/>
-          <w:sz w:val="19"/>
-          <w:szCs w:val="24"/>
-          <w:highlight w:val="white"/>
-        </w:rPr>
-        <w:t xml:space="preserve"> arr[i];</w:t>
-      </w:r>
-    </w:p>
-    <w:p>
-      <w:pPr>
-        <w:spacing w:beforeLines="0" w:afterLines="0" w:line="240" w:lineRule="auto"/>
-        <w:jc w:val="left"/>
-        <w:rPr>
-          <w:rFonts w:hint="default" w:ascii="Consolas" w:hAnsi="Consolas" w:eastAsia="Cascadia Mono" w:cs="Consolas"/>
-          <w:color w:val="000000"/>
-          <w:sz w:val="19"/>
-          <w:szCs w:val="24"/>
-          <w:highlight w:val="white"/>
-        </w:rPr>
-      </w:pPr>
-    </w:p>
-    <w:p>
-      <w:pPr>
-        <w:spacing w:beforeLines="0" w:afterLines="0" w:line="240" w:lineRule="auto"/>
-        <w:jc w:val="left"/>
-        <w:rPr>
-          <w:rFonts w:hint="default" w:ascii="Consolas" w:hAnsi="Consolas" w:eastAsia="Cascadia Mono" w:cs="Consolas"/>
-          <w:color w:val="000000"/>
-          <w:sz w:val="19"/>
-          <w:szCs w:val="24"/>
-          <w:highlight w:val="white"/>
-        </w:rPr>
-      </w:pPr>
-      <w:r>
-        <w:rPr>
-          <w:rFonts w:hint="default" w:ascii="Consolas" w:hAnsi="Consolas" w:eastAsia="Cascadia Mono" w:cs="Consolas"/>
-          <w:color w:val="000000"/>
-          <w:sz w:val="19"/>
-          <w:szCs w:val="24"/>
-          <w:highlight w:val="white"/>
-        </w:rPr>
-        <w:t xml:space="preserve">    </w:t>
-      </w:r>
-      <w:r>
-        <w:rPr>
-          <w:rFonts w:hint="default" w:ascii="Consolas" w:hAnsi="Consolas" w:eastAsia="Cascadia Mono" w:cs="Consolas"/>
-          <w:color w:val="0000FF"/>
-          <w:sz w:val="19"/>
-          <w:szCs w:val="24"/>
-          <w:highlight w:val="white"/>
-        </w:rPr>
-        <w:t>double</w:t>
-      </w:r>
-      <w:r>
-        <w:rPr>
-          <w:rFonts w:hint="default" w:ascii="Consolas" w:hAnsi="Consolas" w:eastAsia="Cascadia Mono" w:cs="Consolas"/>
-          <w:color w:val="000000"/>
-          <w:sz w:val="19"/>
-          <w:szCs w:val="24"/>
-          <w:highlight w:val="white"/>
-        </w:rPr>
-        <w:t xml:space="preserve"> avg = f</w:t>
-      </w:r>
-      <w:r>
-        <w:rPr>
-          <w:rFonts w:hint="default" w:ascii="Consolas" w:hAnsi="Consolas" w:eastAsia="Cascadia Mono" w:cs="Consolas"/>
-          <w:color w:val="FFD702"/>
-          <w:sz w:val="19"/>
-          <w:szCs w:val="24"/>
-          <w:highlight w:val="white"/>
-        </w:rPr>
-        <w:t>(</w:t>
-      </w:r>
-      <w:r>
-        <w:rPr>
-          <w:rFonts w:hint="default" w:ascii="Consolas" w:hAnsi="Consolas" w:eastAsia="Cascadia Mono" w:cs="Consolas"/>
-          <w:color w:val="000000"/>
-          <w:sz w:val="19"/>
-          <w:szCs w:val="24"/>
-          <w:highlight w:val="white"/>
-        </w:rPr>
-        <w:t>arr, n</w:t>
-      </w:r>
-      <w:r>
-        <w:rPr>
-          <w:rFonts w:hint="default" w:ascii="Consolas" w:hAnsi="Consolas" w:eastAsia="Cascadia Mono" w:cs="Consolas"/>
-          <w:color w:val="FFD702"/>
-          <w:sz w:val="19"/>
-          <w:szCs w:val="24"/>
-          <w:highlight w:val="white"/>
-        </w:rPr>
-        <w:t>)</w:t>
-      </w:r>
-      <w:r>
-        <w:rPr>
-          <w:rFonts w:hint="default" w:ascii="Consolas" w:hAnsi="Consolas" w:eastAsia="Cascadia Mono" w:cs="Consolas"/>
-          <w:color w:val="000000"/>
-          <w:sz w:val="19"/>
-          <w:szCs w:val="24"/>
-          <w:highlight w:val="white"/>
-        </w:rPr>
-        <w:t>;</w:t>
-      </w:r>
-    </w:p>
-    <w:p>
-      <w:pPr>
-        <w:spacing w:beforeLines="0" w:afterLines="0" w:line="240" w:lineRule="auto"/>
-        <w:jc w:val="left"/>
-        <w:rPr>
-          <w:rFonts w:hint="default" w:ascii="Consolas" w:hAnsi="Consolas" w:eastAsia="Cascadia Mono" w:cs="Consolas"/>
-          <w:color w:val="000000"/>
-          <w:sz w:val="19"/>
-          <w:szCs w:val="24"/>
-          <w:highlight w:val="white"/>
-        </w:rPr>
-      </w:pPr>
-      <w:r>
-        <w:rPr>
-          <w:rFonts w:hint="default" w:ascii="Consolas" w:hAnsi="Consolas" w:eastAsia="Cascadia Mono" w:cs="Consolas"/>
-          <w:color w:val="000000"/>
-          <w:sz w:val="19"/>
-          <w:szCs w:val="24"/>
-          <w:highlight w:val="white"/>
-        </w:rPr>
-        <w:t xml:space="preserve">    cout </w:t>
-      </w:r>
-      <w:r>
-        <w:rPr>
-          <w:rFonts w:hint="default" w:ascii="Consolas" w:hAnsi="Consolas" w:eastAsia="Cascadia Mono" w:cs="Consolas"/>
-          <w:color w:val="008080"/>
-          <w:sz w:val="19"/>
-          <w:szCs w:val="24"/>
-          <w:highlight w:val="white"/>
-        </w:rPr>
-        <w:t>&lt;&lt;</w:t>
-      </w:r>
-      <w:r>
-        <w:rPr>
-          <w:rFonts w:hint="default" w:ascii="Consolas" w:hAnsi="Consolas" w:eastAsia="Cascadia Mono" w:cs="Consolas"/>
-          <w:color w:val="000000"/>
-          <w:sz w:val="19"/>
-          <w:szCs w:val="24"/>
-          <w:highlight w:val="white"/>
-        </w:rPr>
-        <w:t xml:space="preserve"> </w:t>
-      </w:r>
-      <w:r>
-        <w:rPr>
-          <w:rFonts w:hint="default" w:ascii="Consolas" w:hAnsi="Consolas" w:eastAsia="Cascadia Mono" w:cs="Consolas"/>
-          <w:color w:val="A31515"/>
-          <w:sz w:val="19"/>
-          <w:szCs w:val="24"/>
-          <w:highlight w:val="white"/>
-        </w:rPr>
-        <w:t>"Среднее арифметическое: "</w:t>
-      </w:r>
-      <w:r>
-        <w:rPr>
-          <w:rFonts w:hint="default" w:ascii="Consolas" w:hAnsi="Consolas" w:eastAsia="Cascadia Mono" w:cs="Consolas"/>
-          <w:color w:val="000000"/>
-          <w:sz w:val="19"/>
-          <w:szCs w:val="24"/>
-          <w:highlight w:val="white"/>
-        </w:rPr>
-        <w:t xml:space="preserve"> </w:t>
-      </w:r>
-      <w:r>
-        <w:rPr>
-          <w:rFonts w:hint="default" w:ascii="Consolas" w:hAnsi="Consolas" w:eastAsia="Cascadia Mono" w:cs="Consolas"/>
-          <w:color w:val="008080"/>
-          <w:sz w:val="19"/>
-          <w:szCs w:val="24"/>
-          <w:highlight w:val="white"/>
-        </w:rPr>
-        <w:t>&lt;&lt;</w:t>
-      </w:r>
-      <w:r>
-        <w:rPr>
-          <w:rFonts w:hint="default" w:ascii="Consolas" w:hAnsi="Consolas" w:eastAsia="Cascadia Mono" w:cs="Consolas"/>
-          <w:color w:val="000000"/>
-          <w:sz w:val="19"/>
-          <w:szCs w:val="24"/>
-          <w:highlight w:val="white"/>
-        </w:rPr>
-        <w:t xml:space="preserve"> avg </w:t>
-      </w:r>
-      <w:r>
-        <w:rPr>
-          <w:rFonts w:hint="default" w:ascii="Consolas" w:hAnsi="Consolas" w:eastAsia="Cascadia Mono" w:cs="Consolas"/>
-          <w:color w:val="008080"/>
-          <w:sz w:val="19"/>
-          <w:szCs w:val="24"/>
-          <w:highlight w:val="white"/>
-        </w:rPr>
-        <w:t>&lt;&lt;</w:t>
-      </w:r>
-      <w:r>
-        <w:rPr>
-          <w:rFonts w:hint="default" w:ascii="Consolas" w:hAnsi="Consolas" w:eastAsia="Cascadia Mono" w:cs="Consolas"/>
-          <w:color w:val="000000"/>
-          <w:sz w:val="19"/>
-          <w:szCs w:val="24"/>
-          <w:highlight w:val="white"/>
-        </w:rPr>
-        <w:t xml:space="preserve"> endl;</w:t>
-      </w:r>
-    </w:p>
-    <w:p>
-      <w:pPr>
-        <w:spacing w:beforeLines="0" w:afterLines="0" w:line="240" w:lineRule="auto"/>
-        <w:jc w:val="left"/>
-        <w:rPr>
-          <w:rFonts w:hint="default" w:ascii="Consolas" w:hAnsi="Consolas" w:eastAsia="Cascadia Mono" w:cs="Consolas"/>
-          <w:color w:val="000000"/>
-          <w:sz w:val="19"/>
-          <w:szCs w:val="24"/>
-          <w:highlight w:val="white"/>
-        </w:rPr>
-      </w:pPr>
-    </w:p>
-    <w:p>
-      <w:pPr>
-        <w:spacing w:beforeLines="0" w:afterLines="0" w:line="240" w:lineRule="auto"/>
-        <w:jc w:val="left"/>
-        <w:rPr>
-          <w:rFonts w:hint="default" w:ascii="Consolas" w:hAnsi="Consolas" w:eastAsia="Cascadia Mono" w:cs="Consolas"/>
-          <w:color w:val="000000"/>
-          <w:sz w:val="19"/>
-          <w:szCs w:val="24"/>
-          <w:highlight w:val="white"/>
-        </w:rPr>
-      </w:pPr>
-      <w:r>
-        <w:rPr>
-          <w:rFonts w:hint="default" w:ascii="Consolas" w:hAnsi="Consolas" w:eastAsia="Cascadia Mono" w:cs="Consolas"/>
-          <w:color w:val="000000"/>
-          <w:sz w:val="19"/>
-          <w:szCs w:val="24"/>
-          <w:highlight w:val="white"/>
-        </w:rPr>
-        <w:t xml:space="preserve">    cin.ignore</w:t>
-      </w:r>
-      <w:r>
-        <w:rPr>
-          <w:rFonts w:hint="default" w:ascii="Consolas" w:hAnsi="Consolas" w:eastAsia="Cascadia Mono" w:cs="Consolas"/>
-          <w:color w:val="FFD702"/>
-          <w:sz w:val="19"/>
-          <w:szCs w:val="24"/>
-          <w:highlight w:val="white"/>
-        </w:rPr>
-        <w:t>()</w:t>
-      </w:r>
-      <w:r>
-        <w:rPr>
-          <w:rFonts w:hint="default" w:ascii="Consolas" w:hAnsi="Consolas" w:eastAsia="Cascadia Mono" w:cs="Consolas"/>
-          <w:color w:val="000000"/>
-          <w:sz w:val="19"/>
-          <w:szCs w:val="24"/>
-          <w:highlight w:val="white"/>
-        </w:rPr>
-        <w:t>;</w:t>
-      </w:r>
-    </w:p>
-    <w:p>
-      <w:pPr>
-        <w:spacing w:beforeLines="0" w:afterLines="0" w:line="240" w:lineRule="auto"/>
-        <w:jc w:val="left"/>
-        <w:rPr>
-          <w:rFonts w:hint="default" w:ascii="Consolas" w:hAnsi="Consolas" w:eastAsia="Cascadia Mono" w:cs="Consolas"/>
-          <w:color w:val="000000"/>
-          <w:sz w:val="19"/>
-          <w:szCs w:val="24"/>
-          <w:highlight w:val="white"/>
-        </w:rPr>
-      </w:pPr>
-    </w:p>
-    <w:p>
-      <w:pPr>
-        <w:spacing w:beforeLines="0" w:afterLines="0" w:line="240" w:lineRule="auto"/>
-        <w:jc w:val="left"/>
-        <w:rPr>
-          <w:rFonts w:hint="default" w:ascii="Consolas" w:hAnsi="Consolas" w:eastAsia="Cascadia Mono" w:cs="Consolas"/>
-          <w:color w:val="000000"/>
-          <w:sz w:val="19"/>
-          <w:szCs w:val="24"/>
-          <w:highlight w:val="white"/>
-        </w:rPr>
-      </w:pPr>
-      <w:r>
-        <w:rPr>
-          <w:rFonts w:hint="default" w:ascii="Consolas" w:hAnsi="Consolas" w:eastAsia="Cascadia Mono" w:cs="Consolas"/>
-          <w:color w:val="000000"/>
-          <w:sz w:val="19"/>
-          <w:szCs w:val="24"/>
-          <w:highlight w:val="white"/>
-        </w:rPr>
-        <w:t xml:space="preserve">    </w:t>
-      </w:r>
-      <w:r>
-        <w:rPr>
-          <w:rFonts w:hint="default" w:ascii="Consolas" w:hAnsi="Consolas" w:eastAsia="Cascadia Mono" w:cs="Consolas"/>
-          <w:color w:val="2B91AF"/>
-          <w:sz w:val="19"/>
-          <w:szCs w:val="24"/>
-          <w:highlight w:val="white"/>
-        </w:rPr>
-        <w:t>string</w:t>
-      </w:r>
-      <w:r>
-        <w:rPr>
-          <w:rFonts w:hint="default" w:ascii="Consolas" w:hAnsi="Consolas" w:eastAsia="Cascadia Mono" w:cs="Consolas"/>
-          <w:color w:val="000000"/>
-          <w:sz w:val="19"/>
-          <w:szCs w:val="24"/>
-          <w:highlight w:val="white"/>
-        </w:rPr>
-        <w:t xml:space="preserve"> s;</w:t>
-      </w:r>
-    </w:p>
-    <w:p>
-      <w:pPr>
-        <w:spacing w:beforeLines="0" w:afterLines="0" w:line="240" w:lineRule="auto"/>
-        <w:jc w:val="left"/>
-        <w:rPr>
-          <w:rFonts w:hint="default" w:ascii="Consolas" w:hAnsi="Consolas" w:eastAsia="Cascadia Mono" w:cs="Consolas"/>
-          <w:color w:val="000000"/>
-          <w:sz w:val="19"/>
-          <w:szCs w:val="24"/>
-          <w:highlight w:val="white"/>
-        </w:rPr>
-      </w:pPr>
-      <w:r>
-        <w:rPr>
-          <w:rFonts w:hint="default" w:ascii="Consolas" w:hAnsi="Consolas" w:eastAsia="Cascadia Mono" w:cs="Consolas"/>
-          <w:color w:val="000000"/>
-          <w:sz w:val="19"/>
-          <w:szCs w:val="24"/>
-          <w:highlight w:val="white"/>
-        </w:rPr>
-        <w:t xml:space="preserve">    cout </w:t>
-      </w:r>
-      <w:r>
-        <w:rPr>
-          <w:rFonts w:hint="default" w:ascii="Consolas" w:hAnsi="Consolas" w:eastAsia="Cascadia Mono" w:cs="Consolas"/>
-          <w:color w:val="008080"/>
-          <w:sz w:val="19"/>
-          <w:szCs w:val="24"/>
-          <w:highlight w:val="white"/>
-        </w:rPr>
-        <w:t>&lt;&lt;</w:t>
-      </w:r>
-      <w:r>
-        <w:rPr>
-          <w:rFonts w:hint="default" w:ascii="Consolas" w:hAnsi="Consolas" w:eastAsia="Cascadia Mono" w:cs="Consolas"/>
-          <w:color w:val="000000"/>
-          <w:sz w:val="19"/>
-          <w:szCs w:val="24"/>
-          <w:highlight w:val="white"/>
-        </w:rPr>
-        <w:t xml:space="preserve"> </w:t>
-      </w:r>
-      <w:r>
-        <w:rPr>
-          <w:rFonts w:hint="default" w:ascii="Consolas" w:hAnsi="Consolas" w:eastAsia="Cascadia Mono" w:cs="Consolas"/>
-          <w:color w:val="A31515"/>
-          <w:sz w:val="19"/>
-          <w:szCs w:val="24"/>
-          <w:highlight w:val="white"/>
-        </w:rPr>
-        <w:t>"\nВведите строку: "</w:t>
-      </w:r>
-      <w:r>
-        <w:rPr>
-          <w:rFonts w:hint="default" w:ascii="Consolas" w:hAnsi="Consolas" w:eastAsia="Cascadia Mono" w:cs="Consolas"/>
-          <w:color w:val="000000"/>
-          <w:sz w:val="19"/>
-          <w:szCs w:val="24"/>
-          <w:highlight w:val="white"/>
-        </w:rPr>
-        <w:t>;</w:t>
-      </w:r>
-    </w:p>
-    <w:p>
-      <w:pPr>
-        <w:spacing w:beforeLines="0" w:afterLines="0" w:line="240" w:lineRule="auto"/>
-        <w:jc w:val="left"/>
-        <w:rPr>
-          <w:rFonts w:hint="default" w:ascii="Consolas" w:hAnsi="Consolas" w:eastAsia="Cascadia Mono" w:cs="Consolas"/>
-          <w:color w:val="000000"/>
-          <w:sz w:val="19"/>
-          <w:szCs w:val="24"/>
-          <w:highlight w:val="white"/>
-        </w:rPr>
-      </w:pPr>
-      <w:r>
-        <w:rPr>
-          <w:rFonts w:hint="default" w:ascii="Consolas" w:hAnsi="Consolas" w:eastAsia="Cascadia Mono" w:cs="Consolas"/>
-          <w:color w:val="000000"/>
-          <w:sz w:val="19"/>
-          <w:szCs w:val="24"/>
-          <w:highlight w:val="white"/>
-        </w:rPr>
-        <w:t xml:space="preserve">    getline</w:t>
-      </w:r>
-      <w:r>
-        <w:rPr>
-          <w:rFonts w:hint="default" w:ascii="Consolas" w:hAnsi="Consolas" w:eastAsia="Cascadia Mono" w:cs="Consolas"/>
-          <w:color w:val="FFD702"/>
-          <w:sz w:val="19"/>
-          <w:szCs w:val="24"/>
-          <w:highlight w:val="white"/>
-        </w:rPr>
-        <w:t>(</w:t>
-      </w:r>
-      <w:r>
-        <w:rPr>
-          <w:rFonts w:hint="default" w:ascii="Consolas" w:hAnsi="Consolas" w:eastAsia="Cascadia Mono" w:cs="Consolas"/>
-          <w:color w:val="000000"/>
-          <w:sz w:val="19"/>
-          <w:szCs w:val="24"/>
-          <w:highlight w:val="white"/>
-        </w:rPr>
-        <w:t>cin, s</w:t>
-      </w:r>
-      <w:r>
-        <w:rPr>
-          <w:rFonts w:hint="default" w:ascii="Consolas" w:hAnsi="Consolas" w:eastAsia="Cascadia Mono" w:cs="Consolas"/>
-          <w:color w:val="FFD702"/>
-          <w:sz w:val="19"/>
-          <w:szCs w:val="24"/>
-          <w:highlight w:val="white"/>
-        </w:rPr>
-        <w:t>)</w:t>
-      </w:r>
-      <w:r>
-        <w:rPr>
-          <w:rFonts w:hint="default" w:ascii="Consolas" w:hAnsi="Consolas" w:eastAsia="Cascadia Mono" w:cs="Consolas"/>
-          <w:color w:val="000000"/>
-          <w:sz w:val="19"/>
-          <w:szCs w:val="24"/>
-          <w:highlight w:val="white"/>
-        </w:rPr>
-        <w:t>;</w:t>
-      </w:r>
-    </w:p>
-    <w:p>
-      <w:pPr>
-        <w:spacing w:beforeLines="0" w:afterLines="0" w:line="240" w:lineRule="auto"/>
-        <w:jc w:val="left"/>
-        <w:rPr>
-          <w:rFonts w:hint="default" w:ascii="Consolas" w:hAnsi="Consolas" w:eastAsia="Cascadia Mono" w:cs="Consolas"/>
-          <w:color w:val="000000"/>
-          <w:sz w:val="19"/>
-          <w:szCs w:val="24"/>
-          <w:highlight w:val="white"/>
-        </w:rPr>
-      </w:pPr>
-    </w:p>
-    <w:p>
-      <w:pPr>
-        <w:spacing w:beforeLines="0" w:afterLines="0" w:line="240" w:lineRule="auto"/>
-        <w:jc w:val="left"/>
-        <w:rPr>
-          <w:rFonts w:hint="default" w:ascii="Consolas" w:hAnsi="Consolas" w:eastAsia="Cascadia Mono" w:cs="Consolas"/>
-          <w:color w:val="000000"/>
-          <w:sz w:val="19"/>
-          <w:szCs w:val="24"/>
-          <w:highlight w:val="white"/>
-        </w:rPr>
-      </w:pPr>
-      <w:r>
-        <w:rPr>
-          <w:rFonts w:hint="default" w:ascii="Consolas" w:hAnsi="Consolas" w:eastAsia="Cascadia Mono" w:cs="Consolas"/>
-          <w:color w:val="000000"/>
-          <w:sz w:val="19"/>
-          <w:szCs w:val="24"/>
-          <w:highlight w:val="white"/>
-        </w:rPr>
-        <w:t xml:space="preserve">    </w:t>
-      </w:r>
-      <w:r>
-        <w:rPr>
-          <w:rFonts w:hint="default" w:ascii="Consolas" w:hAnsi="Consolas" w:eastAsia="Cascadia Mono" w:cs="Consolas"/>
-          <w:color w:val="0000FF"/>
-          <w:sz w:val="19"/>
-          <w:szCs w:val="24"/>
-          <w:highlight w:val="white"/>
-        </w:rPr>
-        <w:t>int</w:t>
-      </w:r>
-      <w:r>
-        <w:rPr>
-          <w:rFonts w:hint="default" w:ascii="Consolas" w:hAnsi="Consolas" w:eastAsia="Cascadia Mono" w:cs="Consolas"/>
-          <w:color w:val="000000"/>
-          <w:sz w:val="19"/>
-          <w:szCs w:val="24"/>
-          <w:highlight w:val="white"/>
-        </w:rPr>
-        <w:t xml:space="preserve"> letters = f</w:t>
-      </w:r>
-      <w:r>
-        <w:rPr>
-          <w:rFonts w:hint="default" w:ascii="Consolas" w:hAnsi="Consolas" w:eastAsia="Cascadia Mono" w:cs="Consolas"/>
-          <w:color w:val="FFD702"/>
-          <w:sz w:val="19"/>
-          <w:szCs w:val="24"/>
-          <w:highlight w:val="white"/>
-        </w:rPr>
-        <w:t>(</w:t>
-      </w:r>
-      <w:r>
-        <w:rPr>
-          <w:rFonts w:hint="default" w:ascii="Consolas" w:hAnsi="Consolas" w:eastAsia="Cascadia Mono" w:cs="Consolas"/>
-          <w:color w:val="000000"/>
-          <w:sz w:val="19"/>
-          <w:szCs w:val="24"/>
-          <w:highlight w:val="white"/>
-        </w:rPr>
-        <w:t>s</w:t>
-      </w:r>
-      <w:r>
-        <w:rPr>
-          <w:rFonts w:hint="default" w:ascii="Consolas" w:hAnsi="Consolas" w:eastAsia="Cascadia Mono" w:cs="Consolas"/>
-          <w:color w:val="FFD702"/>
-          <w:sz w:val="19"/>
-          <w:szCs w:val="24"/>
-          <w:highlight w:val="white"/>
-        </w:rPr>
-        <w:t>)</w:t>
-      </w:r>
-      <w:r>
-        <w:rPr>
-          <w:rFonts w:hint="default" w:ascii="Consolas" w:hAnsi="Consolas" w:eastAsia="Cascadia Mono" w:cs="Consolas"/>
-          <w:color w:val="000000"/>
-          <w:sz w:val="19"/>
-          <w:szCs w:val="24"/>
-          <w:highlight w:val="white"/>
-        </w:rPr>
-        <w:t>;</w:t>
-      </w:r>
-    </w:p>
-    <w:p>
-      <w:pPr>
-        <w:spacing w:beforeLines="0" w:afterLines="0" w:line="240" w:lineRule="auto"/>
-        <w:jc w:val="left"/>
-        <w:rPr>
-          <w:rFonts w:hint="default" w:ascii="Consolas" w:hAnsi="Consolas" w:eastAsia="Cascadia Mono" w:cs="Consolas"/>
-          <w:color w:val="000000"/>
-          <w:sz w:val="19"/>
-          <w:szCs w:val="24"/>
-          <w:highlight w:val="white"/>
-        </w:rPr>
-      </w:pPr>
-      <w:r>
-        <w:rPr>
-          <w:rFonts w:hint="default" w:ascii="Consolas" w:hAnsi="Consolas" w:eastAsia="Cascadia Mono" w:cs="Consolas"/>
-          <w:color w:val="000000"/>
-          <w:sz w:val="19"/>
-          <w:szCs w:val="24"/>
-          <w:highlight w:val="white"/>
-        </w:rPr>
-        <w:t xml:space="preserve">    cout </w:t>
-      </w:r>
-      <w:r>
-        <w:rPr>
-          <w:rFonts w:hint="default" w:ascii="Consolas" w:hAnsi="Consolas" w:eastAsia="Cascadia Mono" w:cs="Consolas"/>
-          <w:color w:val="008080"/>
-          <w:sz w:val="19"/>
-          <w:szCs w:val="24"/>
-          <w:highlight w:val="white"/>
-        </w:rPr>
-        <w:t>&lt;&lt;</w:t>
-      </w:r>
-      <w:r>
-        <w:rPr>
-          <w:rFonts w:hint="default" w:ascii="Consolas" w:hAnsi="Consolas" w:eastAsia="Cascadia Mono" w:cs="Consolas"/>
-          <w:color w:val="000000"/>
-          <w:sz w:val="19"/>
-          <w:szCs w:val="24"/>
-          <w:highlight w:val="white"/>
-        </w:rPr>
-        <w:t xml:space="preserve"> </w:t>
-      </w:r>
-      <w:r>
-        <w:rPr>
-          <w:rFonts w:hint="default" w:ascii="Consolas" w:hAnsi="Consolas" w:eastAsia="Cascadia Mono" w:cs="Consolas"/>
-          <w:color w:val="A31515"/>
-          <w:sz w:val="19"/>
-          <w:szCs w:val="24"/>
-          <w:highlight w:val="white"/>
-        </w:rPr>
-        <w:t>"Количество букв в строке: "</w:t>
-      </w:r>
-      <w:r>
-        <w:rPr>
-          <w:rFonts w:hint="default" w:ascii="Consolas" w:hAnsi="Consolas" w:eastAsia="Cascadia Mono" w:cs="Consolas"/>
-          <w:color w:val="000000"/>
-          <w:sz w:val="19"/>
-          <w:szCs w:val="24"/>
-          <w:highlight w:val="white"/>
-        </w:rPr>
-        <w:t xml:space="preserve"> </w:t>
-      </w:r>
-      <w:r>
-        <w:rPr>
-          <w:rFonts w:hint="default" w:ascii="Consolas" w:hAnsi="Consolas" w:eastAsia="Cascadia Mono" w:cs="Consolas"/>
-          <w:color w:val="008080"/>
-          <w:sz w:val="19"/>
-          <w:szCs w:val="24"/>
-          <w:highlight w:val="white"/>
-        </w:rPr>
-        <w:t>&lt;&lt;</w:t>
-      </w:r>
-      <w:r>
-        <w:rPr>
-          <w:rFonts w:hint="default" w:ascii="Consolas" w:hAnsi="Consolas" w:eastAsia="Cascadia Mono" w:cs="Consolas"/>
-          <w:color w:val="000000"/>
-          <w:sz w:val="19"/>
-          <w:szCs w:val="24"/>
-          <w:highlight w:val="white"/>
-        </w:rPr>
-        <w:t xml:space="preserve"> letters </w:t>
-      </w:r>
-      <w:r>
-        <w:rPr>
-          <w:rFonts w:hint="default" w:ascii="Consolas" w:hAnsi="Consolas" w:eastAsia="Cascadia Mono" w:cs="Consolas"/>
-          <w:color w:val="008080"/>
-          <w:sz w:val="19"/>
-          <w:szCs w:val="24"/>
-          <w:highlight w:val="white"/>
-        </w:rPr>
-        <w:t>&lt;&lt;</w:t>
-      </w:r>
-      <w:r>
-        <w:rPr>
-          <w:rFonts w:hint="default" w:ascii="Consolas" w:hAnsi="Consolas" w:eastAsia="Cascadia Mono" w:cs="Consolas"/>
-          <w:color w:val="000000"/>
-          <w:sz w:val="19"/>
-          <w:szCs w:val="24"/>
-          <w:highlight w:val="white"/>
-        </w:rPr>
-        <w:t xml:space="preserve"> endl;</w:t>
-      </w:r>
-    </w:p>
-    <w:p>
-      <w:pPr>
-        <w:pStyle w:val="35"/>
-        <w:spacing w:after="30" w:line="240" w:lineRule="auto"/>
-        <w:ind w:left="0"/>
-        <w:jc w:val="both"/>
-        <w:rPr>
-          <w:rFonts w:hint="default" w:ascii="Consolas" w:hAnsi="Consolas" w:eastAsia="Cascadia Mono" w:cs="Consolas"/>
-          <w:color w:val="1A94FF"/>
-          <w:sz w:val="19"/>
-          <w:szCs w:val="24"/>
-          <w:highlight w:val="white"/>
-        </w:rPr>
-      </w:pPr>
-      <w:r>
-        <w:rPr>
-          <w:rFonts w:hint="default" w:ascii="Consolas" w:hAnsi="Consolas" w:eastAsia="Cascadia Mono" w:cs="Consolas"/>
-          <w:color w:val="1A94FF"/>
-          <w:sz w:val="19"/>
-          <w:szCs w:val="24"/>
-          <w:highlight w:val="white"/>
-        </w:rPr>
-        <w:t>}</w:t>
-      </w:r>
-    </w:p>
-    <w:p>
-      <w:pPr>
-        <w:pStyle w:val="35"/>
-        <w:spacing w:after="30" w:line="360" w:lineRule="auto"/>
-        <w:ind w:left="0"/>
-        <w:jc w:val="center"/>
         <w:rPr>
           <w:rFonts w:hint="default" w:ascii="Cascadia Mono" w:hAnsi="Cascadia Mono" w:eastAsia="Cascadia Mono"/>
           <w:color w:val="1A94FF"/>
@@ -4746,21 +1742,45 @@
           <w:highlight w:val="white"/>
         </w:rPr>
       </w:pPr>
-    </w:p>
-    <w:p>
-      <w:pPr>
-        <w:pStyle w:val="35"/>
-        <w:spacing w:after="30" w:line="360" w:lineRule="auto"/>
-        <w:ind w:left="0"/>
-        <w:jc w:val="center"/>
-        <w:rPr>
-          <w:rFonts w:hint="default" w:ascii="Cascadia Mono" w:hAnsi="Cascadia Mono" w:eastAsia="Cascadia Mono"/>
-          <w:color w:val="1A94FF"/>
-          <w:sz w:val="19"/>
-          <w:szCs w:val="24"/>
-          <w:highlight w:val="white"/>
-        </w:rPr>
-      </w:pPr>
+      <w:r>
+        <w:rPr>
+          <w:rFonts w:hint="default" w:ascii="Times New Roman" w:hAnsi="Times New Roman" w:cs="Times New Roman"/>
+          <w:b w:val="0"/>
+          <w:bCs w:val="0"/>
+          <w:i w:val="0"/>
+          <w:iCs w:val="0"/>
+          <w:sz w:val="28"/>
+          <w:szCs w:val="28"/>
+          <w:lang w:val="ru-RU"/>
+        </w:rPr>
+        <w:t xml:space="preserve">Смотреть </w:t>
+      </w:r>
+      <w:r>
+        <w:rPr>
+          <w:rFonts w:hint="default" w:ascii="Times New Roman" w:hAnsi="Times New Roman" w:cs="Times New Roman"/>
+          <w:b w:val="0"/>
+          <w:bCs w:val="0"/>
+          <w:i w:val="0"/>
+          <w:iCs w:val="0"/>
+          <w:sz w:val="28"/>
+          <w:szCs w:val="28"/>
+          <w:lang w:val="en-US"/>
+        </w:rPr>
+        <w:t>main.cpp</w:t>
+      </w:r>
+      <w:r>
+        <w:rPr>
+          <w:rFonts w:hint="default" w:ascii="Times New Roman" w:hAnsi="Times New Roman" w:cs="Times New Roman"/>
+          <w:b w:val="0"/>
+          <w:bCs w:val="0"/>
+          <w:i w:val="0"/>
+          <w:iCs w:val="0"/>
+          <w:sz w:val="28"/>
+          <w:szCs w:val="28"/>
+          <w:lang w:val="ru-RU"/>
+        </w:rPr>
+        <w:t>.</w:t>
+      </w:r>
     </w:p>
     <w:p>
       <w:pPr>
@@ -5103,6 +2123,356 @@
     <w:p>
       <w:pPr>
         <w:pStyle w:val="35"/>
+        <w:keepNext w:val="0"/>
+        <w:keepLines w:val="0"/>
+        <w:pageBreakBefore w:val="0"/>
+        <w:widowControl/>
+        <w:suppressLineNumbers w:val="0"/>
+        <w:kinsoku/>
+        <w:wordWrap/>
+        <w:overflowPunct/>
+        <w:topLinePunct w:val="0"/>
+        <w:autoSpaceDE/>
+        <w:autoSpaceDN/>
+        <w:bidi w:val="0"/>
+        <w:adjustRightInd/>
+        <w:snapToGrid/>
+        <w:spacing w:before="0" w:beforeAutospacing="0" w:after="30" w:afterAutospacing="0" w:line="360" w:lineRule="auto"/>
+        <w:ind w:left="0" w:leftChars="0" w:right="0" w:firstLine="0" w:firstLineChars="0"/>
+        <w:jc w:val="both"/>
+        <w:textAlignment w:val="auto"/>
+        <w:rPr>
+          <w:rFonts w:hint="default" w:ascii="Times New Roman" w:hAnsi="Times New Roman" w:eastAsia="SimSun" w:cs="Times New Roman"/>
+          <w:sz w:val="28"/>
+          <w:szCs w:val="28"/>
+          <w:lang w:val="ru-RU"/>
+        </w:rPr>
+      </w:pPr>
+    </w:p>
+    <w:p>
+      <w:pPr>
+        <w:pStyle w:val="35"/>
+        <w:keepNext w:val="0"/>
+        <w:keepLines w:val="0"/>
+        <w:pageBreakBefore w:val="0"/>
+        <w:widowControl/>
+        <w:suppressLineNumbers w:val="0"/>
+        <w:kinsoku/>
+        <w:wordWrap/>
+        <w:overflowPunct/>
+        <w:topLinePunct w:val="0"/>
+        <w:autoSpaceDE/>
+        <w:autoSpaceDN/>
+        <w:bidi w:val="0"/>
+        <w:adjustRightInd/>
+        <w:snapToGrid/>
+        <w:spacing w:before="0" w:beforeAutospacing="0" w:after="30" w:afterAutospacing="0" w:line="360" w:lineRule="auto"/>
+        <w:ind w:left="0" w:leftChars="0" w:right="0" w:firstLine="0" w:firstLineChars="0"/>
+        <w:jc w:val="both"/>
+        <w:textAlignment w:val="auto"/>
+        <w:rPr>
+          <w:rFonts w:hint="default" w:ascii="Times New Roman" w:hAnsi="Times New Roman" w:eastAsia="SimSun" w:cs="Times New Roman"/>
+          <w:sz w:val="28"/>
+          <w:szCs w:val="28"/>
+          <w:lang w:val="ru-RU"/>
+        </w:rPr>
+      </w:pPr>
+    </w:p>
+    <w:p>
+      <w:pPr>
+        <w:pStyle w:val="35"/>
+        <w:keepNext w:val="0"/>
+        <w:keepLines w:val="0"/>
+        <w:pageBreakBefore w:val="0"/>
+        <w:widowControl/>
+        <w:suppressLineNumbers w:val="0"/>
+        <w:kinsoku/>
+        <w:wordWrap/>
+        <w:overflowPunct/>
+        <w:topLinePunct w:val="0"/>
+        <w:autoSpaceDE/>
+        <w:autoSpaceDN/>
+        <w:bidi w:val="0"/>
+        <w:adjustRightInd/>
+        <w:snapToGrid/>
+        <w:spacing w:before="0" w:beforeAutospacing="0" w:after="30" w:afterAutospacing="0" w:line="360" w:lineRule="auto"/>
+        <w:ind w:left="0" w:leftChars="0" w:right="0" w:firstLine="0" w:firstLineChars="0"/>
+        <w:jc w:val="both"/>
+        <w:textAlignment w:val="auto"/>
+        <w:rPr>
+          <w:rFonts w:hint="default" w:ascii="Times New Roman" w:hAnsi="Times New Roman" w:eastAsia="SimSun" w:cs="Times New Roman"/>
+          <w:sz w:val="28"/>
+          <w:szCs w:val="28"/>
+          <w:lang w:val="ru-RU"/>
+        </w:rPr>
+      </w:pPr>
+    </w:p>
+    <w:p>
+      <w:pPr>
+        <w:pStyle w:val="35"/>
+        <w:keepNext w:val="0"/>
+        <w:keepLines w:val="0"/>
+        <w:pageBreakBefore w:val="0"/>
+        <w:widowControl/>
+        <w:suppressLineNumbers w:val="0"/>
+        <w:kinsoku/>
+        <w:wordWrap/>
+        <w:overflowPunct/>
+        <w:topLinePunct w:val="0"/>
+        <w:autoSpaceDE/>
+        <w:autoSpaceDN/>
+        <w:bidi w:val="0"/>
+        <w:adjustRightInd/>
+        <w:snapToGrid/>
+        <w:spacing w:before="0" w:beforeAutospacing="0" w:after="30" w:afterAutospacing="0" w:line="360" w:lineRule="auto"/>
+        <w:ind w:left="0" w:leftChars="0" w:right="0" w:firstLine="0" w:firstLineChars="0"/>
+        <w:jc w:val="both"/>
+        <w:textAlignment w:val="auto"/>
+        <w:rPr>
+          <w:rFonts w:hint="default" w:ascii="Times New Roman" w:hAnsi="Times New Roman" w:eastAsia="SimSun" w:cs="Times New Roman"/>
+          <w:sz w:val="28"/>
+          <w:szCs w:val="28"/>
+          <w:lang w:val="ru-RU"/>
+        </w:rPr>
+      </w:pPr>
+    </w:p>
+    <w:p>
+      <w:pPr>
+        <w:pStyle w:val="35"/>
+        <w:keepNext w:val="0"/>
+        <w:keepLines w:val="0"/>
+        <w:pageBreakBefore w:val="0"/>
+        <w:widowControl/>
+        <w:suppressLineNumbers w:val="0"/>
+        <w:kinsoku/>
+        <w:wordWrap/>
+        <w:overflowPunct/>
+        <w:topLinePunct w:val="0"/>
+        <w:autoSpaceDE/>
+        <w:autoSpaceDN/>
+        <w:bidi w:val="0"/>
+        <w:adjustRightInd/>
+        <w:snapToGrid/>
+        <w:spacing w:before="0" w:beforeAutospacing="0" w:after="30" w:afterAutospacing="0" w:line="360" w:lineRule="auto"/>
+        <w:ind w:left="0" w:leftChars="0" w:right="0" w:firstLine="0" w:firstLineChars="0"/>
+        <w:jc w:val="both"/>
+        <w:textAlignment w:val="auto"/>
+        <w:rPr>
+          <w:rFonts w:hint="default" w:ascii="Times New Roman" w:hAnsi="Times New Roman" w:eastAsia="SimSun" w:cs="Times New Roman"/>
+          <w:sz w:val="28"/>
+          <w:szCs w:val="28"/>
+          <w:lang w:val="ru-RU"/>
+        </w:rPr>
+      </w:pPr>
+    </w:p>
+    <w:p>
+      <w:pPr>
+        <w:pStyle w:val="35"/>
+        <w:keepNext w:val="0"/>
+        <w:keepLines w:val="0"/>
+        <w:pageBreakBefore w:val="0"/>
+        <w:widowControl/>
+        <w:suppressLineNumbers w:val="0"/>
+        <w:kinsoku/>
+        <w:wordWrap/>
+        <w:overflowPunct/>
+        <w:topLinePunct w:val="0"/>
+        <w:autoSpaceDE/>
+        <w:autoSpaceDN/>
+        <w:bidi w:val="0"/>
+        <w:adjustRightInd/>
+        <w:snapToGrid/>
+        <w:spacing w:before="0" w:beforeAutospacing="0" w:after="30" w:afterAutospacing="0" w:line="360" w:lineRule="auto"/>
+        <w:ind w:left="0" w:leftChars="0" w:right="0" w:firstLine="0" w:firstLineChars="0"/>
+        <w:jc w:val="both"/>
+        <w:textAlignment w:val="auto"/>
+        <w:rPr>
+          <w:rFonts w:hint="default" w:ascii="Times New Roman" w:hAnsi="Times New Roman" w:eastAsia="SimSun" w:cs="Times New Roman"/>
+          <w:sz w:val="28"/>
+          <w:szCs w:val="28"/>
+          <w:lang w:val="ru-RU"/>
+        </w:rPr>
+      </w:pPr>
+    </w:p>
+    <w:p>
+      <w:pPr>
+        <w:pStyle w:val="35"/>
+        <w:keepNext w:val="0"/>
+        <w:keepLines w:val="0"/>
+        <w:pageBreakBefore w:val="0"/>
+        <w:widowControl/>
+        <w:suppressLineNumbers w:val="0"/>
+        <w:kinsoku/>
+        <w:wordWrap/>
+        <w:overflowPunct/>
+        <w:topLinePunct w:val="0"/>
+        <w:autoSpaceDE/>
+        <w:autoSpaceDN/>
+        <w:bidi w:val="0"/>
+        <w:adjustRightInd/>
+        <w:snapToGrid/>
+        <w:spacing w:before="0" w:beforeAutospacing="0" w:after="30" w:afterAutospacing="0" w:line="360" w:lineRule="auto"/>
+        <w:ind w:left="0" w:leftChars="0" w:right="0" w:firstLine="0" w:firstLineChars="0"/>
+        <w:jc w:val="both"/>
+        <w:textAlignment w:val="auto"/>
+        <w:rPr>
+          <w:rFonts w:hint="default" w:ascii="Times New Roman" w:hAnsi="Times New Roman" w:eastAsia="SimSun" w:cs="Times New Roman"/>
+          <w:sz w:val="28"/>
+          <w:szCs w:val="28"/>
+          <w:lang w:val="ru-RU"/>
+        </w:rPr>
+      </w:pPr>
+    </w:p>
+    <w:p>
+      <w:pPr>
+        <w:pStyle w:val="35"/>
+        <w:keepNext w:val="0"/>
+        <w:keepLines w:val="0"/>
+        <w:pageBreakBefore w:val="0"/>
+        <w:widowControl/>
+        <w:suppressLineNumbers w:val="0"/>
+        <w:kinsoku/>
+        <w:wordWrap/>
+        <w:overflowPunct/>
+        <w:topLinePunct w:val="0"/>
+        <w:autoSpaceDE/>
+        <w:autoSpaceDN/>
+        <w:bidi w:val="0"/>
+        <w:adjustRightInd/>
+        <w:snapToGrid/>
+        <w:spacing w:before="0" w:beforeAutospacing="0" w:after="30" w:afterAutospacing="0" w:line="360" w:lineRule="auto"/>
+        <w:ind w:left="0" w:leftChars="0" w:right="0" w:firstLine="0" w:firstLineChars="0"/>
+        <w:jc w:val="both"/>
+        <w:textAlignment w:val="auto"/>
+        <w:rPr>
+          <w:rFonts w:hint="default" w:ascii="Times New Roman" w:hAnsi="Times New Roman" w:eastAsia="SimSun" w:cs="Times New Roman"/>
+          <w:sz w:val="28"/>
+          <w:szCs w:val="28"/>
+          <w:lang w:val="ru-RU"/>
+        </w:rPr>
+      </w:pPr>
+    </w:p>
+    <w:p>
+      <w:pPr>
+        <w:pStyle w:val="35"/>
+        <w:keepNext w:val="0"/>
+        <w:keepLines w:val="0"/>
+        <w:pageBreakBefore w:val="0"/>
+        <w:widowControl/>
+        <w:suppressLineNumbers w:val="0"/>
+        <w:kinsoku/>
+        <w:wordWrap/>
+        <w:overflowPunct/>
+        <w:topLinePunct w:val="0"/>
+        <w:autoSpaceDE/>
+        <w:autoSpaceDN/>
+        <w:bidi w:val="0"/>
+        <w:adjustRightInd/>
+        <w:snapToGrid/>
+        <w:spacing w:before="0" w:beforeAutospacing="0" w:after="30" w:afterAutospacing="0" w:line="360" w:lineRule="auto"/>
+        <w:ind w:left="0" w:leftChars="0" w:right="0" w:firstLine="0" w:firstLineChars="0"/>
+        <w:jc w:val="both"/>
+        <w:textAlignment w:val="auto"/>
+        <w:rPr>
+          <w:rFonts w:hint="default" w:ascii="Times New Roman" w:hAnsi="Times New Roman" w:eastAsia="SimSun" w:cs="Times New Roman"/>
+          <w:sz w:val="28"/>
+          <w:szCs w:val="28"/>
+          <w:lang w:val="ru-RU"/>
+        </w:rPr>
+      </w:pPr>
+    </w:p>
+    <w:p>
+      <w:pPr>
+        <w:pStyle w:val="35"/>
+        <w:keepNext w:val="0"/>
+        <w:keepLines w:val="0"/>
+        <w:pageBreakBefore w:val="0"/>
+        <w:widowControl/>
+        <w:suppressLineNumbers w:val="0"/>
+        <w:kinsoku/>
+        <w:wordWrap/>
+        <w:overflowPunct/>
+        <w:topLinePunct w:val="0"/>
+        <w:autoSpaceDE/>
+        <w:autoSpaceDN/>
+        <w:bidi w:val="0"/>
+        <w:adjustRightInd/>
+        <w:snapToGrid/>
+        <w:spacing w:before="0" w:beforeAutospacing="0" w:after="30" w:afterAutospacing="0" w:line="360" w:lineRule="auto"/>
+        <w:ind w:left="0" w:leftChars="0" w:right="0" w:firstLine="0" w:firstLineChars="0"/>
+        <w:jc w:val="both"/>
+        <w:textAlignment w:val="auto"/>
+        <w:rPr>
+          <w:rFonts w:hint="default" w:ascii="Times New Roman" w:hAnsi="Times New Roman" w:eastAsia="SimSun" w:cs="Times New Roman"/>
+          <w:sz w:val="28"/>
+          <w:szCs w:val="28"/>
+          <w:lang w:val="ru-RU"/>
+        </w:rPr>
+      </w:pPr>
+    </w:p>
+    <w:p>
+      <w:pPr>
+        <w:pStyle w:val="35"/>
+        <w:keepNext w:val="0"/>
+        <w:keepLines w:val="0"/>
+        <w:pageBreakBefore w:val="0"/>
+        <w:widowControl/>
+        <w:suppressLineNumbers w:val="0"/>
+        <w:kinsoku/>
+        <w:wordWrap/>
+        <w:overflowPunct/>
+        <w:topLinePunct w:val="0"/>
+        <w:autoSpaceDE/>
+        <w:autoSpaceDN/>
+        <w:bidi w:val="0"/>
+        <w:adjustRightInd/>
+        <w:snapToGrid/>
+        <w:spacing w:before="0" w:beforeAutospacing="0" w:after="30" w:afterAutospacing="0" w:line="360" w:lineRule="auto"/>
+        <w:ind w:left="0" w:leftChars="0" w:right="0" w:firstLine="0" w:firstLineChars="0"/>
+        <w:jc w:val="both"/>
+        <w:textAlignment w:val="auto"/>
+        <w:rPr>
+          <w:rFonts w:hint="default" w:ascii="Times New Roman" w:hAnsi="Times New Roman" w:eastAsia="SimSun" w:cs="Times New Roman"/>
+          <w:sz w:val="28"/>
+          <w:szCs w:val="28"/>
+          <w:lang w:val="ru-RU"/>
+        </w:rPr>
+      </w:pPr>
+    </w:p>
+    <w:p>
+      <w:pPr>
+        <w:pStyle w:val="35"/>
+        <w:keepNext w:val="0"/>
+        <w:keepLines w:val="0"/>
+        <w:pageBreakBefore w:val="0"/>
+        <w:widowControl/>
+        <w:suppressLineNumbers w:val="0"/>
+        <w:kinsoku/>
+        <w:wordWrap/>
+        <w:overflowPunct/>
+        <w:topLinePunct w:val="0"/>
+        <w:autoSpaceDE/>
+        <w:autoSpaceDN/>
+        <w:bidi w:val="0"/>
+        <w:adjustRightInd/>
+        <w:snapToGrid/>
+        <w:spacing w:before="0" w:beforeAutospacing="0" w:after="30" w:afterAutospacing="0" w:line="360" w:lineRule="auto"/>
+        <w:ind w:left="0" w:leftChars="0" w:right="0" w:firstLine="0" w:firstLineChars="0"/>
+        <w:jc w:val="both"/>
+        <w:textAlignment w:val="auto"/>
+        <w:rPr>
+          <w:rFonts w:hint="default" w:ascii="Times New Roman" w:hAnsi="Times New Roman" w:eastAsia="SimSun" w:cs="Times New Roman"/>
+          <w:sz w:val="28"/>
+          <w:szCs w:val="28"/>
+          <w:lang w:val="ru-RU"/>
+        </w:rPr>
+      </w:pPr>
+      <w:bookmarkStart w:id="0" w:name="_GoBack"/>
+      <w:bookmarkEnd w:id="0"/>
+    </w:p>
+    <w:p>
+      <w:pPr>
+        <w:pStyle w:val="35"/>
         <w:suppressLineNumbers w:val="0"/>
         <w:bidi w:val="0"/>
         <w:spacing w:before="0" w:beforeAutospacing="0" w:after="30" w:afterAutospacing="0" w:line="360" w:lineRule="auto"/>
@@ -5215,8 +2585,6 @@
         <w:spacing w:after="30" w:line="360" w:lineRule="auto"/>
         <w:jc w:val="both"/>
       </w:pPr>
-      <w:bookmarkStart w:id="0" w:name="_GoBack"/>
-      <w:bookmarkEnd w:id="0"/>
     </w:p>
     <w:p>
       <w:pPr>
